--- a/Templates/ФНС/2-я и 3-я очередь/2-я_3-я_вкл_резолютивка_маркированный.docx
+++ b/Templates/ФНС/2-я и 3-я очередь/2-я_3-я_вкл_резолютивка_маркированный.docx
@@ -4,766 +4,592 @@
   <w:body>
     <w:p>
       <w:pPr>
-        <w:pStyle w:val="a3"/>
-        <w:spacing w:before="99"/>
-        <w:ind w:left="0"/>
-        <w:jc w:val="left"/>
-        <w:rPr>
-          <w:sz w:val="28"/>
-        </w:rPr>
-      </w:pPr>
-    </w:p>
-    <w:p>
-      <w:pPr>
-        <w:pStyle w:val="1"/>
-        <w:spacing w:line="317" w:lineRule="exact"/>
-        <w:rPr>
-          <w:b w:val="0"/>
-        </w:rPr>
-      </w:pPr>
-      <w:r>
-        <w:rPr>
-          <w:b w:val="0"/>
-        </w:rPr>
-        <w:t>АРБИТРАЖНЫЙ</w:t>
-      </w:r>
-      <w:r>
-        <w:rPr>
-          <w:b w:val="0"/>
-          <w:spacing w:val="-4"/>
-        </w:rPr>
-        <w:t xml:space="preserve"> </w:t>
-      </w:r>
-      <w:r>
-        <w:rPr>
-          <w:b w:val="0"/>
-        </w:rPr>
-        <w:t>СУД</w:t>
-      </w:r>
-      <w:r>
-        <w:rPr>
-          <w:b w:val="0"/>
-          <w:spacing w:val="-7"/>
-        </w:rPr>
-        <w:t xml:space="preserve"> </w:t>
-      </w:r>
-      <w:r>
-        <w:rPr>
-          <w:b w:val="0"/>
-        </w:rPr>
-        <w:t>РОСТОВСКОЙ</w:t>
-      </w:r>
-      <w:r>
-        <w:rPr>
-          <w:b w:val="0"/>
-          <w:spacing w:val="-5"/>
-        </w:rPr>
-        <w:t xml:space="preserve"> </w:t>
-      </w:r>
-      <w:r>
-        <w:rPr>
-          <w:b w:val="0"/>
-          <w:spacing w:val="-2"/>
-        </w:rPr>
-        <w:t>ОБЛАСТИ</w:t>
-      </w:r>
-    </w:p>
-    <w:p>
-      <w:pPr>
-        <w:pStyle w:val="a3"/>
-        <w:spacing w:line="271" w:lineRule="exact"/>
-        <w:ind w:left="10" w:right="6"/>
         <w:jc w:val="center"/>
-      </w:pPr>
-      <w:r>
-        <w:t>344</w:t>
-      </w:r>
-      <w:r>
-        <w:rPr>
-          <w:spacing w:val="-6"/>
-        </w:rPr>
-        <w:t xml:space="preserve"> </w:t>
-      </w:r>
-      <w:r>
-        <w:t>002</w:t>
-      </w:r>
-      <w:r>
-        <w:rPr>
-          <w:spacing w:val="-3"/>
-        </w:rPr>
-        <w:t xml:space="preserve"> </w:t>
-      </w:r>
-      <w:r>
-        <w:t>г.</w:t>
-      </w:r>
-      <w:r>
-        <w:rPr>
-          <w:spacing w:val="-3"/>
-        </w:rPr>
-        <w:t xml:space="preserve"> </w:t>
-      </w:r>
-      <w:r>
-        <w:t>Ростов-на-Дону, ул.</w:t>
-      </w:r>
-      <w:r>
-        <w:rPr>
-          <w:spacing w:val="-3"/>
-        </w:rPr>
-        <w:t xml:space="preserve"> </w:t>
-      </w:r>
-      <w:r>
-        <w:t>Станиславского,</w:t>
-      </w:r>
-      <w:r>
-        <w:rPr>
-          <w:spacing w:val="-3"/>
-        </w:rPr>
-        <w:t xml:space="preserve"> </w:t>
-      </w:r>
-      <w:r>
-        <w:t>10/11-</w:t>
-      </w:r>
-      <w:r>
-        <w:rPr>
-          <w:spacing w:val="-5"/>
-        </w:rPr>
-        <w:t>13</w:t>
-      </w:r>
-    </w:p>
-    <w:p>
-      <w:pPr>
-        <w:pStyle w:val="a3"/>
-        <w:spacing w:before="103"/>
-        <w:ind w:left="0"/>
-        <w:jc w:val="left"/>
-        <w:rPr>
-          <w:sz w:val="20"/>
-        </w:rPr>
-      </w:pPr>
-    </w:p>
-    <w:p>
-      <w:pPr>
-        <w:pStyle w:val="a3"/>
-        <w:jc w:val="left"/>
-        <w:rPr>
-          <w:sz w:val="20"/>
-        </w:rPr>
-        <w:sectPr>
-          <w:headerReference w:type="default" r:id="rId7"/>
-          <w:type w:val="continuous"/>
-          <w:pgSz w:w="11910" w:h="16840"/>
-          <w:pgMar w:top="2400" w:right="708" w:bottom="280" w:left="1559" w:header="700" w:footer="0" w:gutter="0"/>
-          <w:pgNumType w:start="1"/>
-          <w:cols w:space="720"/>
-        </w:sectPr>
-      </w:pPr>
-    </w:p>
-    <w:p>
-      <w:pPr>
-        <w:pStyle w:val="a3"/>
-        <w:ind w:left="0"/>
-        <w:jc w:val="left"/>
-      </w:pPr>
-    </w:p>
-    <w:p>
-      <w:pPr>
-        <w:pStyle w:val="a3"/>
-        <w:ind w:left="0"/>
-        <w:jc w:val="left"/>
-      </w:pPr>
-    </w:p>
-    <w:p>
-      <w:pPr>
-        <w:pStyle w:val="a3"/>
-        <w:ind w:left="0"/>
-        <w:jc w:val="left"/>
-      </w:pPr>
-    </w:p>
-    <w:p>
-      <w:pPr>
-        <w:pStyle w:val="a3"/>
-        <w:spacing w:before="217"/>
-        <w:ind w:left="0"/>
-        <w:jc w:val="left"/>
-      </w:pPr>
-    </w:p>
-    <w:p>
-      <w:pPr>
-        <w:pStyle w:val="a3"/>
-        <w:jc w:val="left"/>
-      </w:pPr>
-      <w:r>
-        <w:t>г.</w:t>
-      </w:r>
-      <w:r>
-        <w:rPr>
-          <w:spacing w:val="-9"/>
-        </w:rPr>
-        <w:t xml:space="preserve"> </w:t>
-      </w:r>
-      <w:r>
-        <w:t>Ростов-на-</w:t>
-      </w:r>
-      <w:r>
-        <w:rPr>
-          <w:spacing w:val="-4"/>
-        </w:rPr>
-        <w:t>Дону</w:t>
-      </w:r>
-    </w:p>
-    <w:p>
-      <w:pPr>
-        <w:pStyle w:val="1"/>
-        <w:spacing w:before="88" w:line="362" w:lineRule="auto"/>
-        <w:ind w:left="731" w:right="3064" w:firstLine="6"/>
-        <w:rPr>
-          <w:b w:val="0"/>
-        </w:rPr>
-      </w:pPr>
-      <w:r>
-        <w:rPr>
-          <w:b w:val="0"/>
-        </w:rPr>
-        <w:br w:type="column"/>
-      </w:r>
-      <w:r>
-        <w:rPr>
-          <w:b w:val="0"/>
-        </w:rPr>
-        <w:lastRenderedPageBreak/>
+        <w:rPr>
+          <w:sz w:val="24"/>
+        </w:rPr>
+      </w:pPr>
+      <w:r>
+        <w:rPr>
+          <w:noProof/>
+          <w:sz w:val="24"/>
+        </w:rPr>
+        <w:drawing>
+          <wp:inline distT="0" distB="0" distL="0" distR="0" wp14:anchorId="7806D16D" wp14:editId="389D2D72">
+            <wp:extent cx="685800" cy="647700"/>
+            <wp:effectExtent l="0" t="0" r="0" b="0"/>
+            <wp:docPr id="7" name="Рисунок 7"/>
+            <wp:cNvGraphicFramePr>
+              <a:graphicFrameLocks xmlns:a="http://schemas.openxmlformats.org/drawingml/2006/main"/>
+            </wp:cNvGraphicFramePr>
+            <a:graphic xmlns:a="http://schemas.openxmlformats.org/drawingml/2006/main">
+              <a:graphicData uri="http://schemas.openxmlformats.org/drawingml/2006/picture">
+                <pic:pic xmlns:pic="http://schemas.openxmlformats.org/drawingml/2006/picture">
+                  <pic:nvPicPr>
+                    <pic:cNvPr id="0" name="Picture 1"/>
+                    <pic:cNvPicPr>
+                      <a:picLocks noChangeArrowheads="1"/>
+                    </pic:cNvPicPr>
+                  </pic:nvPicPr>
+                  <pic:blipFill>
+                    <a:blip r:embed="rId7" cstate="print">
+                      <a:grayscl/>
+                      <a:extLst>
+                        <a:ext uri="{28A0092B-C50C-407E-A947-70E740481C1C}">
+                          <a14:useLocalDpi xmlns:a14="http://schemas.microsoft.com/office/drawing/2010/main" val="0"/>
+                        </a:ext>
+                      </a:extLst>
+                    </a:blip>
+                    <a:srcRect/>
+                    <a:stretch>
+                      <a:fillRect/>
+                    </a:stretch>
+                  </pic:blipFill>
+                  <pic:spPr bwMode="auto">
+                    <a:xfrm>
+                      <a:off x="0" y="0"/>
+                      <a:ext cx="685800" cy="647700"/>
+                    </a:xfrm>
+                    <a:prstGeom prst="rect">
+                      <a:avLst/>
+                    </a:prstGeom>
+                    <a:noFill/>
+                    <a:ln>
+                      <a:noFill/>
+                    </a:ln>
+                  </pic:spPr>
+                </pic:pic>
+              </a:graphicData>
+            </a:graphic>
+          </wp:inline>
+        </w:drawing>
+      </w:r>
+    </w:p>
+    <w:p>
+      <w:pPr>
+        <w:spacing w:line="360" w:lineRule="auto"/>
+        <w:jc w:val="center"/>
+        <w:rPr>
+          <w:sz w:val="24"/>
+        </w:rPr>
+      </w:pPr>
+    </w:p>
+    <w:p>
+      <w:pPr>
+        <w:jc w:val="center"/>
+        <w:rPr>
+          <w:b/>
+          <w:bCs/>
+          <w:sz w:val="32"/>
+          <w:szCs w:val="28"/>
+        </w:rPr>
+      </w:pPr>
+      <w:r>
+        <w:rPr>
+          <w:b/>
+          <w:bCs/>
+          <w:sz w:val="32"/>
+          <w:szCs w:val="28"/>
+        </w:rPr>
+        <w:t>АРБИТРАЖНЫЙ СУД РОСТОВСКОЙ ОБЛАСТИ</w:t>
+      </w:r>
+    </w:p>
+    <w:p>
+      <w:pPr>
+        <w:jc w:val="center"/>
+        <w:rPr>
+          <w:snapToGrid w:val="0"/>
+          <w:sz w:val="24"/>
+        </w:rPr>
+      </w:pPr>
+      <w:smartTag w:uri="urn:schemas-microsoft-com:office:smarttags" w:element="metricconverter">
+        <w:smartTagPr>
+          <w:attr w:name="ProductID" w:val="344 002 г"/>
+        </w:smartTagPr>
+        <w:r>
+          <w:rPr>
+            <w:snapToGrid w:val="0"/>
+            <w:sz w:val="24"/>
+          </w:rPr>
+          <w:t>344 002 г</w:t>
+        </w:r>
+      </w:smartTag>
+      <w:r>
+        <w:rPr>
+          <w:snapToGrid w:val="0"/>
+          <w:sz w:val="24"/>
+        </w:rPr>
+        <w:t>. Ростов-на-Дону, ул. Станиславского, 10/11-13</w:t>
+      </w:r>
+    </w:p>
+    <w:p>
+      <w:pPr>
+        <w:spacing w:line="360" w:lineRule="auto"/>
+        <w:jc w:val="center"/>
+        <w:outlineLvl w:val="0"/>
+        <w:rPr>
+          <w:b/>
+          <w:sz w:val="24"/>
+        </w:rPr>
+      </w:pPr>
+    </w:p>
+    <w:p>
+      <w:pPr>
+        <w:spacing w:line="360" w:lineRule="auto"/>
+        <w:jc w:val="center"/>
+        <w:outlineLvl w:val="0"/>
+        <w:rPr>
+          <w:b/>
+          <w:sz w:val="32"/>
+          <w:szCs w:val="28"/>
+        </w:rPr>
+      </w:pPr>
+      <w:r>
+        <w:rPr>
+          <w:b/>
+          <w:sz w:val="32"/>
+          <w:szCs w:val="28"/>
+        </w:rPr>
         <w:t xml:space="preserve">О </w:t>
       </w:r>
       <w:proofErr w:type="gramStart"/>
       <w:r>
         <w:rPr>
-          <w:b w:val="0"/>
+          <w:b/>
+          <w:sz w:val="32"/>
+          <w:szCs w:val="28"/>
         </w:rPr>
         <w:t>П</w:t>
       </w:r>
       <w:proofErr w:type="gramEnd"/>
       <w:r>
         <w:rPr>
-          <w:b w:val="0"/>
-        </w:rPr>
-        <w:t xml:space="preserve"> Р Е Д Е Л Е Н И Е РЕЗОЛЮТИВНАЯ</w:t>
-      </w:r>
-      <w:r>
-        <w:rPr>
-          <w:b w:val="0"/>
-          <w:spacing w:val="-18"/>
-        </w:rPr>
-        <w:t xml:space="preserve"> </w:t>
-      </w:r>
-      <w:r>
-        <w:rPr>
-          <w:b w:val="0"/>
-        </w:rPr>
-        <w:t>ЧАСТЬ</w:t>
-      </w:r>
-    </w:p>
-    <w:p>
-      <w:pPr>
-        <w:pStyle w:val="a3"/>
-        <w:spacing w:line="262" w:lineRule="exact"/>
-        <w:ind w:left="0" w:right="2342"/>
+          <w:b/>
+          <w:sz w:val="32"/>
+          <w:szCs w:val="28"/>
+        </w:rPr>
+        <w:t xml:space="preserve"> Р Е Д Е Л Е Н И Е</w:t>
+      </w:r>
+    </w:p>
+    <w:p>
+      <w:pPr>
+        <w:spacing w:line="360" w:lineRule="auto"/>
         <w:jc w:val="center"/>
-      </w:pPr>
-      <w:r>
-        <w:t>о</w:t>
-      </w:r>
-      <w:r>
-        <w:rPr>
-          <w:spacing w:val="-8"/>
-        </w:rPr>
-        <w:t xml:space="preserve"> </w:t>
-      </w:r>
-      <w:r>
-        <w:t>включении</w:t>
-      </w:r>
-      <w:r>
-        <w:rPr>
-          <w:spacing w:val="-1"/>
-        </w:rPr>
-        <w:t xml:space="preserve"> </w:t>
-      </w:r>
-      <w:r>
-        <w:t>в</w:t>
-      </w:r>
-      <w:r>
-        <w:rPr>
-          <w:spacing w:val="-1"/>
-        </w:rPr>
-        <w:t xml:space="preserve"> </w:t>
-      </w:r>
-      <w:r>
-        <w:t>реестр</w:t>
-      </w:r>
-      <w:r>
-        <w:rPr>
-          <w:spacing w:val="-2"/>
-        </w:rPr>
-        <w:t xml:space="preserve"> </w:t>
-      </w:r>
-      <w:r>
-        <w:t xml:space="preserve">требований </w:t>
-      </w:r>
-      <w:r>
-        <w:rPr>
-          <w:spacing w:val="-2"/>
-        </w:rPr>
-        <w:t>кредиторов</w:t>
-      </w:r>
-    </w:p>
-    <w:p>
-      <w:pPr>
-        <w:pStyle w:val="a3"/>
-        <w:spacing w:line="262" w:lineRule="exact"/>
+        <w:outlineLvl w:val="0"/>
+        <w:rPr>
+          <w:b/>
+          <w:sz w:val="32"/>
+          <w:szCs w:val="28"/>
+        </w:rPr>
+      </w:pPr>
+      <w:r>
+        <w:rPr>
+          <w:b/>
+          <w:sz w:val="32"/>
+          <w:szCs w:val="28"/>
+        </w:rPr>
+        <w:t>РЕЗОЛЮТИВНАЯ ЧАСТЬ</w:t>
+      </w:r>
+    </w:p>
+    <w:p>
+      <w:pPr>
         <w:jc w:val="center"/>
-        <w:sectPr>
-          <w:type w:val="continuous"/>
-          <w:pgSz w:w="11910" w:h="16840"/>
-          <w:pgMar w:top="2400" w:right="708" w:bottom="280" w:left="1559" w:header="700" w:footer="0" w:gutter="0"/>
-          <w:cols w:num="2" w:space="720" w:equalWidth="0">
-            <w:col w:w="2028" w:space="304"/>
-            <w:col w:w="7311"/>
-          </w:cols>
-        </w:sectPr>
+        <w:rPr>
+          <w:sz w:val="24"/>
+        </w:rPr>
+      </w:pPr>
+      <w:r>
+        <w:rPr>
+          <w:sz w:val="24"/>
+        </w:rPr>
+        <w:t>о включении в реестр требований кредиторов</w:t>
+      </w:r>
+    </w:p>
+    <w:p>
+      <w:pPr>
+        <w:rPr>
+          <w:sz w:val="24"/>
+        </w:rPr>
+      </w:pPr>
+    </w:p>
+    <w:p>
+      <w:pPr>
+        <w:rPr>
+          <w:sz w:val="24"/>
+        </w:rPr>
+      </w:pPr>
+      <w:r>
+        <w:rPr>
+          <w:sz w:val="24"/>
+        </w:rPr>
+        <w:t>г. Ростов-на-Дону</w:t>
+      </w:r>
+    </w:p>
+    <w:p>
+      <w:pPr>
+        <w:tabs>
+          <w:tab w:val="left" w:pos="6300"/>
+        </w:tabs>
+        <w:spacing w:line="360" w:lineRule="auto"/>
+        <w:rPr>
+          <w:sz w:val="24"/>
+        </w:rPr>
+      </w:pPr>
+      <w:r>
+        <w:rPr>
+          <w:sz w:val="24"/>
+        </w:rPr>
+        <w:t>[66]                                                                      Дело № [1]</w:t>
+      </w:r>
+    </w:p>
+    <w:p>
+      <w:pPr>
+        <w:ind w:firstLine="709"/>
+        <w:jc w:val="both"/>
+        <w:rPr>
+          <w:sz w:val="24"/>
+        </w:rPr>
+      </w:pPr>
+      <w:r>
+        <w:rPr>
+          <w:sz w:val="24"/>
+        </w:rPr>
+        <w:t xml:space="preserve">Арбитражный суд Ростовской области в составе судьи [415], </w:t>
+      </w:r>
+    </w:p>
+    <w:p>
+      <w:pPr>
+        <w:jc w:val="both"/>
+        <w:rPr>
+          <w:sz w:val="24"/>
+        </w:rPr>
+      </w:pPr>
+      <w:r>
+        <w:rPr>
+          <w:sz w:val="24"/>
+        </w:rPr>
+        <w:t>рассмотрев заявление ФНС России в лице [989]</w:t>
+      </w:r>
+    </w:p>
+    <w:p>
+      <w:pPr>
+        <w:jc w:val="both"/>
+        <w:rPr>
+          <w:sz w:val="24"/>
+        </w:rPr>
+      </w:pPr>
+      <w:r>
+        <w:rPr>
+          <w:sz w:val="24"/>
+        </w:rPr>
+        <w:t xml:space="preserve">о включении в реестр требований кредиторов </w:t>
+      </w:r>
+    </w:p>
+    <w:p>
+      <w:pPr>
+        <w:jc w:val="both"/>
+        <w:rPr>
+          <w:sz w:val="24"/>
+        </w:rPr>
+      </w:pPr>
+      <w:r>
+        <w:rPr>
+          <w:sz w:val="24"/>
+        </w:rPr>
+        <w:t>в рамках дела о несостоятельности (банкротстве) [2.1] ([3] года рождения, место рождения: [3.1], ИНН [4], СНИЛС [5], адрес регистрации: [6]),</w:t>
+      </w:r>
+    </w:p>
+    <w:p>
+      <w:pPr>
+        <w:jc w:val="both"/>
+        <w:rPr>
+          <w:sz w:val="24"/>
+        </w:rPr>
+      </w:pPr>
+    </w:p>
+    <w:p>
+      <w:pPr>
+        <w:ind w:firstLine="709"/>
+        <w:jc w:val="both"/>
+        <w:rPr>
+          <w:sz w:val="24"/>
+        </w:rPr>
+      </w:pPr>
+      <w:r>
+        <w:rPr>
+          <w:sz w:val="24"/>
+        </w:rPr>
+        <w:t>руководствуясь п. 2 ст. 60, ст. 100, 213.24 Федерального закона от 26.10.2002 №127-ФЗ «О несостоятельности (банкротстве)», статьями 184, 185, 223 Арбитражного процессуального кодекса Российской Федерации, арбитражный суд</w:t>
+      </w:r>
+    </w:p>
+    <w:p>
+      <w:pPr>
+        <w:jc w:val="both"/>
+        <w:rPr>
+          <w:sz w:val="24"/>
+        </w:rPr>
+      </w:pPr>
+    </w:p>
+    <w:p>
+      <w:pPr>
+        <w:jc w:val="center"/>
+        <w:outlineLvl w:val="0"/>
+        <w:rPr>
+          <w:b/>
+          <w:sz w:val="24"/>
+        </w:rPr>
+      </w:pPr>
+      <w:r>
+        <w:rPr>
+          <w:b/>
+          <w:sz w:val="24"/>
+        </w:rPr>
+        <w:t xml:space="preserve">О </w:t>
+      </w:r>
+      <w:proofErr w:type="gramStart"/>
+      <w:r>
+        <w:rPr>
+          <w:b/>
+          <w:sz w:val="24"/>
+        </w:rPr>
+        <w:t>П</w:t>
+      </w:r>
+      <w:proofErr w:type="gramEnd"/>
+      <w:r>
+        <w:rPr>
+          <w:b/>
+          <w:sz w:val="24"/>
+        </w:rPr>
+        <w:t xml:space="preserve"> Р Е Д Е Л И Л:</w:t>
+      </w:r>
+    </w:p>
+    <w:p>
+      <w:pPr>
+        <w:ind w:firstLine="706"/>
+        <w:jc w:val="both"/>
+        <w:rPr>
+          <w:sz w:val="24"/>
+        </w:rPr>
+      </w:pPr>
+      <w:r>
+        <w:rPr>
+          <w:sz w:val="24"/>
+        </w:rPr>
+        <w:t>Признать обоснованным и включить во вторую очередь реестра требований кредиторов должника требование ФНС России в лице [989] по уплате земельного, транспортного налога и налога на имущество с физических лиц за 2024 в размере [34.2] руб. – недоимка.</w:t>
+      </w:r>
+    </w:p>
+    <w:p>
+      <w:pPr>
+        <w:ind w:firstLine="706"/>
+        <w:jc w:val="both"/>
+        <w:rPr>
+          <w:sz w:val="24"/>
+        </w:rPr>
+      </w:pPr>
+      <w:r>
+        <w:rPr>
+          <w:sz w:val="24"/>
+        </w:rPr>
+        <w:t>Признать обоснованным и включить в третью очередь реестра требований кредиторов должника требование ФНС России в лице [989] по уплате земельного, транспортного налога и налога на имущество с физи</w:t>
+      </w:r>
+      <w:bookmarkStart w:id="0" w:name="_GoBack"/>
+      <w:bookmarkEnd w:id="0"/>
+      <w:r>
+        <w:rPr>
+          <w:sz w:val="24"/>
+        </w:rPr>
+        <w:t>ческих лиц за 2024 в размере [34.3] руб. – недоимка.</w:t>
+      </w:r>
+    </w:p>
+    <w:p>
+      <w:pPr>
+        <w:shd w:val="clear" w:color="auto" w:fill="FFFFFF"/>
+        <w:ind w:firstLine="708"/>
+        <w:jc w:val="both"/>
+        <w:rPr>
+          <w:sz w:val="24"/>
+        </w:rPr>
+      </w:pPr>
+      <w:r>
+        <w:rPr>
+          <w:sz w:val="24"/>
+        </w:rPr>
+        <w:t>В соответствии с пунктом 3 статьи 137 Федерального закона от 26.10.2002 №127-ФЗ «О несостоятельности (банкротстве)» требование в части неустоек (штрафов, пеней) и иных финансовых санкций учесть отдельно в реестре требований кредиторов, как подлежащие удовлетворению после погашения основной суммы задолженности и причитающихся процентов.</w:t>
+      </w:r>
+    </w:p>
+    <w:p>
+      <w:pPr>
+        <w:tabs>
+          <w:tab w:val="left" w:pos="720"/>
+          <w:tab w:val="left" w:pos="7020"/>
+        </w:tabs>
+        <w:ind w:firstLine="709"/>
+        <w:jc w:val="both"/>
+        <w:rPr>
+          <w:sz w:val="24"/>
+        </w:rPr>
+      </w:pPr>
+      <w:r>
+        <w:rPr>
+          <w:sz w:val="24"/>
+        </w:rPr>
+        <w:t xml:space="preserve">Определение суда может быть обжаловано </w:t>
+      </w:r>
+      <w:proofErr w:type="gramStart"/>
+      <w:r>
+        <w:rPr>
+          <w:sz w:val="24"/>
+        </w:rPr>
+        <w:t>в апелляционном порядке в Пятнадцатый арбитражный апелляционный суд в течение месяца с даты вынесения определения через суд</w:t>
+      </w:r>
+      <w:proofErr w:type="gramEnd"/>
+      <w:r>
+        <w:rPr>
+          <w:sz w:val="24"/>
+        </w:rPr>
+        <w:t>, вынесший определение.</w:t>
+      </w:r>
+    </w:p>
+    <w:p>
+      <w:pPr>
+        <w:tabs>
+          <w:tab w:val="left" w:pos="720"/>
+          <w:tab w:val="left" w:pos="7020"/>
+        </w:tabs>
+        <w:ind w:firstLine="709"/>
+        <w:jc w:val="both"/>
+        <w:rPr>
+          <w:sz w:val="24"/>
+        </w:rPr>
+      </w:pPr>
+      <w:proofErr w:type="gramStart"/>
+      <w:r>
+        <w:rPr>
+          <w:sz w:val="24"/>
+        </w:rPr>
+        <w:t>Определение суда может быть обжаловано в кассационном порядке в Арбитражный суд Северо-Кавказского округа в течение месяца с даты вступления определения по делу в законную силу через суд, вынесший определение, при условии, что оно было предметом рассмотрения арбитражного суда апелляционной инстанции, или суд апелляционной инстанции отказал в восстановлении пропущенного срока подачи апелляционной жалобы.</w:t>
+      </w:r>
+      <w:proofErr w:type="gramEnd"/>
+    </w:p>
+    <w:p>
+      <w:pPr>
+        <w:tabs>
+          <w:tab w:val="left" w:pos="720"/>
+          <w:tab w:val="left" w:pos="7020"/>
+        </w:tabs>
+        <w:ind w:firstLine="709"/>
+        <w:jc w:val="both"/>
+        <w:rPr>
+          <w:sz w:val="24"/>
+        </w:rPr>
+      </w:pPr>
+    </w:p>
+    <w:p>
+      <w:pPr>
+        <w:tabs>
+          <w:tab w:val="left" w:pos="720"/>
+          <w:tab w:val="left" w:pos="7020"/>
+        </w:tabs>
+        <w:rPr>
+          <w:sz w:val="24"/>
+        </w:rPr>
+      </w:pPr>
+      <w:r>
+        <w:rPr>
+          <w:sz w:val="24"/>
+        </w:rPr>
+        <w:t>Судья</w:t>
+      </w:r>
+      <w:r>
+        <w:rPr>
+          <w:sz w:val="24"/>
+        </w:rPr>
+        <w:tab/>
+      </w:r>
+      <w:r>
+        <w:rPr>
+          <w:sz w:val="24"/>
+        </w:rPr>
+        <w:tab/>
+      </w:r>
+      <w:r>
+        <w:rPr>
+          <w:sz w:val="24"/>
+        </w:rPr>
+        <w:tab/>
+      </w:r>
+      <w:r>
+        <w:rPr>
+          <w:sz w:val="24"/>
+        </w:rPr>
+        <w:tab/>
+        <w:t xml:space="preserve">   [415]</w:t>
+      </w:r>
+    </w:p>
+    <w:p>
+      <w:pPr>
+        <w:rPr>
+          <w:sz w:val="24"/>
+        </w:rPr>
+      </w:pPr>
+    </w:p>
+    <w:p>
+      <w:pPr>
+        <w:rPr>
+          <w:sz w:val="24"/>
+        </w:rPr>
+      </w:pPr>
+    </w:p>
+    <w:p>
+      <w:pPr>
+        <w:rPr>
+          <w:sz w:val="24"/>
+        </w:rPr>
+      </w:pPr>
+    </w:p>
+    <w:p>
+      <w:pPr>
+        <w:rPr>
+          <w:sz w:val="24"/>
+        </w:rPr>
+      </w:pPr>
+    </w:p>
+    <w:p>
+      <w:pPr>
+        <w:rPr>
+          <w:sz w:val="24"/>
+        </w:rPr>
+      </w:pPr>
+    </w:p>
+    <w:p>
+      <w:pPr>
+        <w:rPr>
+          <w:sz w:val="24"/>
+        </w:rPr>
+      </w:pPr>
+    </w:p>
+    <w:p>
+      <w:pPr>
+        <w:rPr>
+          <w:sz w:val="24"/>
+        </w:rPr>
       </w:pPr>
     </w:p>
     <w:p>
       <w:pPr>
         <w:pStyle w:val="a3"/>
         <w:tabs>
-          <w:tab w:pos="9643" w:val="right"/>
-        </w:tabs>
-        <w:spacing w:before="4"/>
-        <w:ind w:left="851" w:right="581" w:hanging="711"/>
-      </w:pPr>
-      <w:r>
-        <w:lastRenderedPageBreak/>
-        <w:t>[66]</w:t>
-      </w:r>
-      <w:r>
-        <w:tab/>
-      </w:r>
-      <w:r/>
-      <w:bookmarkStart w:id="0" w:name="_GoBack"/>
-      <w:bookmarkEnd w:id="0"/>
-      <w:r>
-        <w:t xml:space="preserve">Дело № [1] </w:t>
-      </w:r>
-      <w:r>
-        <w:br/>
-      </w:r>
-      <w:r>
-        <w:t>Арбитражный суд Ростовской области в составе судьи [415],</w:t>
-      </w:r>
-    </w:p>
-    <w:p>
-      <w:pPr>
-        <w:pStyle w:val="a3"/>
-        <w:ind w:right="142"/>
-      </w:pPr>
-      <w:r>
-        <w:t>рассмотрев заявление ФНС России в лице [989]</w:t>
-      </w:r>
-    </w:p>
-    <w:p>
-      <w:pPr>
-        <w:pStyle w:val="a3"/>
-        <w:spacing w:line="274" w:lineRule="exact"/>
-      </w:pPr>
-      <w:r>
-        <w:t>о</w:t>
-      </w:r>
-      <w:r>
-        <w:rPr>
-          <w:spacing w:val="-8"/>
-        </w:rPr>
-        <w:t xml:space="preserve"> </w:t>
-      </w:r>
-      <w:r>
-        <w:t>включении</w:t>
-      </w:r>
-      <w:r>
-        <w:rPr>
-          <w:spacing w:val="-1"/>
-        </w:rPr>
-        <w:t xml:space="preserve"> </w:t>
-      </w:r>
-      <w:r>
-        <w:t>в</w:t>
-      </w:r>
-      <w:r>
-        <w:rPr>
-          <w:spacing w:val="-1"/>
-        </w:rPr>
-        <w:t xml:space="preserve"> </w:t>
-      </w:r>
-      <w:r>
-        <w:t>реестр</w:t>
-      </w:r>
-      <w:r>
-        <w:rPr>
-          <w:spacing w:val="-2"/>
-        </w:rPr>
-        <w:t xml:space="preserve"> </w:t>
-      </w:r>
-      <w:r>
-        <w:t xml:space="preserve">требований </w:t>
-      </w:r>
-      <w:r>
-        <w:rPr>
-          <w:spacing w:val="-2"/>
-        </w:rPr>
-        <w:t>кредиторов</w:t>
-      </w:r>
-    </w:p>
-    <w:p>
-      <w:pPr>
-        <w:pStyle w:val="a3"/>
-        <w:spacing w:before="3"/>
-        <w:ind w:right="141"/>
-      </w:pPr>
-      <w:r>
-        <w:t>в рамках дела о несостоятельности (банкротстве) [2.1] ([3] года рождения, место рождения: [3.1], ИНН [4], СНИЛС [5], адрес регистрации: [6]),</w:t>
-      </w:r>
-    </w:p>
-    <w:p>
-      <w:pPr>
-        <w:pStyle w:val="a3"/>
-        <w:spacing w:line="272" w:lineRule="exact"/>
-        <w:ind w:left="851"/>
-      </w:pPr>
-      <w:r>
-        <w:t>руководствуясь</w:t>
-      </w:r>
-      <w:r>
-        <w:rPr>
-          <w:spacing w:val="60"/>
-        </w:rPr>
-        <w:t xml:space="preserve"> </w:t>
-      </w:r>
-      <w:r>
-        <w:t>п.</w:t>
-      </w:r>
-      <w:r>
-        <w:rPr>
-          <w:spacing w:val="62"/>
-        </w:rPr>
-        <w:t xml:space="preserve"> </w:t>
-      </w:r>
-      <w:r>
-        <w:t>2</w:t>
-      </w:r>
-      <w:r>
-        <w:rPr>
-          <w:spacing w:val="61"/>
-        </w:rPr>
-        <w:t xml:space="preserve"> </w:t>
-      </w:r>
-      <w:r>
-        <w:t>ст.</w:t>
-      </w:r>
-      <w:r>
-        <w:rPr>
-          <w:spacing w:val="62"/>
-        </w:rPr>
-        <w:t xml:space="preserve"> </w:t>
-      </w:r>
-      <w:r>
-        <w:t>60,</w:t>
-      </w:r>
-      <w:r>
-        <w:rPr>
-          <w:spacing w:val="67"/>
-        </w:rPr>
-        <w:t xml:space="preserve"> </w:t>
-      </w:r>
-      <w:r>
-        <w:t>ст.</w:t>
-      </w:r>
-      <w:r>
-        <w:rPr>
-          <w:spacing w:val="61"/>
-        </w:rPr>
-        <w:t xml:space="preserve"> </w:t>
-      </w:r>
-      <w:r>
-        <w:t>100,</w:t>
-      </w:r>
-      <w:r>
-        <w:rPr>
-          <w:spacing w:val="62"/>
-        </w:rPr>
-        <w:t xml:space="preserve"> </w:t>
-      </w:r>
-      <w:r>
-        <w:t>213.24</w:t>
-      </w:r>
-      <w:r>
-        <w:rPr>
-          <w:spacing w:val="62"/>
-        </w:rPr>
-        <w:t xml:space="preserve"> </w:t>
-      </w:r>
-      <w:r>
-        <w:t>Федерального</w:t>
-      </w:r>
-      <w:r>
-        <w:rPr>
-          <w:spacing w:val="56"/>
-        </w:rPr>
-        <w:t xml:space="preserve"> </w:t>
-      </w:r>
-      <w:r>
-        <w:t>закона</w:t>
-      </w:r>
-      <w:r>
-        <w:rPr>
-          <w:spacing w:val="71"/>
-        </w:rPr>
-        <w:t xml:space="preserve"> </w:t>
-      </w:r>
-      <w:r>
-        <w:t>от</w:t>
-      </w:r>
-      <w:r>
-        <w:rPr>
-          <w:spacing w:val="62"/>
-        </w:rPr>
-        <w:t xml:space="preserve"> </w:t>
-      </w:r>
-      <w:r>
-        <w:rPr>
-          <w:spacing w:val="-2"/>
-        </w:rPr>
-        <w:t>26.10.2002</w:t>
-      </w:r>
-    </w:p>
-    <w:p>
-      <w:pPr>
-        <w:pStyle w:val="a3"/>
-        <w:spacing w:line="242" w:lineRule="auto"/>
-        <w:ind w:right="145"/>
-      </w:pPr>
-      <w:r>
-        <w:t>№127-ФЗ «О несостоятельности (банкротстве)», статьями 184, 185, 223 Арбитражного процессуального кодекса Российской Федерации, арбитражный суд</w:t>
-      </w:r>
-    </w:p>
-    <w:p>
-      <w:pPr>
-        <w:pStyle w:val="2"/>
-        <w:rPr>
-          <w:b w:val="0"/>
-        </w:rPr>
-      </w:pPr>
-      <w:r>
-        <w:rPr>
-          <w:b w:val="0"/>
-        </w:rPr>
-        <w:t>О</w:t>
-      </w:r>
-      <w:r>
-        <w:rPr>
-          <w:b w:val="0"/>
-          <w:spacing w:val="-2"/>
-        </w:rPr>
-        <w:t xml:space="preserve"> </w:t>
-      </w:r>
-      <w:proofErr w:type="gramStart"/>
-      <w:r>
-        <w:rPr>
-          <w:b w:val="0"/>
-        </w:rPr>
-        <w:t>П</w:t>
-      </w:r>
-      <w:proofErr w:type="gramEnd"/>
-      <w:r>
-        <w:rPr>
-          <w:b w:val="0"/>
-          <w:spacing w:val="-2"/>
-        </w:rPr>
-        <w:t xml:space="preserve"> </w:t>
-      </w:r>
-      <w:r>
-        <w:rPr>
-          <w:b w:val="0"/>
-        </w:rPr>
-        <w:t>Р</w:t>
-      </w:r>
-      <w:r>
-        <w:rPr>
-          <w:b w:val="0"/>
-          <w:spacing w:val="-2"/>
-        </w:rPr>
-        <w:t xml:space="preserve"> </w:t>
-      </w:r>
-      <w:r>
-        <w:rPr>
-          <w:b w:val="0"/>
-        </w:rPr>
-        <w:t>Е Д Е Л И</w:t>
-      </w:r>
-      <w:r>
-        <w:rPr>
-          <w:b w:val="0"/>
-          <w:spacing w:val="-2"/>
-        </w:rPr>
-        <w:t xml:space="preserve"> </w:t>
-      </w:r>
-      <w:r>
-        <w:rPr>
-          <w:b w:val="0"/>
-          <w:spacing w:val="-7"/>
-        </w:rPr>
-        <w:t>Л:</w:t>
-      </w:r>
-    </w:p>
-    <w:p>
-      <w:pPr>
-        <w:pStyle w:val="a3"/>
-        <w:ind w:right="145" w:firstLine="705"/>
-      </w:pPr>
-      <w:r>
-        <w:t>Признать обоснованным и включить во вторую очередь реестра требований кредиторов должника требование ФНС России в лице [989] в размере [34.2] руб. – недоимка.</w:t>
-      </w:r>
-    </w:p>
-    <w:p>
-      <w:pPr>
-        <w:pStyle w:val="a3"/>
-        <w:ind w:right="142" w:firstLine="705"/>
-      </w:pPr>
-      <w:proofErr w:type="gramStart"/>
-      <w:r>
-        <w:t xml:space="preserve">Признать обоснованным и включить в третью очередь реестра требований кредиторов должника требование ФНС России в лице [989] в размере </w:t>
-      </w:r>
-      <w:r>
-        <w:t>[12]</w:t>
-      </w:r>
-      <w:r>
-        <w:t xml:space="preserve"> руб., из которых: [34.3] руб. – недоимка, [27] руб. – пени.</w:t>
-      </w:r>
-      <w:proofErr w:type="gramEnd"/>
-    </w:p>
-    <w:p>
-      <w:pPr>
-        <w:pStyle w:val="a3"/>
-        <w:ind w:right="135" w:firstLine="710"/>
-      </w:pPr>
-      <w:r>
-        <w:t>В соответствии с пунктом 3 статьи 137 Федерального закона от</w:t>
-      </w:r>
-      <w:r>
-        <w:rPr>
-          <w:spacing w:val="29"/>
-        </w:rPr>
-        <w:t xml:space="preserve"> </w:t>
-      </w:r>
-      <w:r>
-        <w:t>26.10.2002 №127-ФЗ «О несостоятельности (банкротстве)» требование в части неустоек (штрафов, пеней) и иных финансовых санкций учесть отдельно в реестре требований кредиторов, как подлежащие удовлетворению после погашения основной суммы задолженности и причитающихся процентов.</w:t>
-      </w:r>
-    </w:p>
-    <w:p>
-      <w:pPr>
-        <w:pStyle w:val="a3"/>
-        <w:spacing w:line="242" w:lineRule="auto"/>
-        <w:ind w:right="148" w:firstLine="710"/>
-      </w:pPr>
-      <w:r>
-        <w:t xml:space="preserve">Определение суда может быть обжаловано </w:t>
-      </w:r>
-      <w:proofErr w:type="gramStart"/>
-      <w:r>
-        <w:t>в апелляционном порядке в Пятнадцатый арбитражный апелляционный суд в течение месяца с даты вынесения определения через суд</w:t>
-      </w:r>
-      <w:proofErr w:type="gramEnd"/>
-      <w:r>
-        <w:t>, вынесший определение.</w:t>
-      </w:r>
-    </w:p>
-    <w:p>
-      <w:pPr>
-        <w:pStyle w:val="a3"/>
-        <w:ind w:right="138" w:firstLine="710"/>
-      </w:pPr>
-      <w:proofErr w:type="gramStart"/>
-      <w:r>
-        <w:t>Определение суда может быть обжаловано в кассационном порядке в</w:t>
-      </w:r>
-      <w:r>
-        <w:rPr>
-          <w:spacing w:val="40"/>
-        </w:rPr>
-        <w:t xml:space="preserve"> </w:t>
-      </w:r>
-      <w:r>
-        <w:t>Арбитражный суд Северо-Кавказского округа в течение месяца с даты вступления определения по</w:t>
-      </w:r>
-      <w:r>
-        <w:rPr>
-          <w:spacing w:val="-3"/>
-        </w:rPr>
-        <w:t xml:space="preserve"> </w:t>
-      </w:r>
-      <w:r>
-        <w:t>делу</w:t>
-      </w:r>
-      <w:r>
-        <w:rPr>
-          <w:spacing w:val="-8"/>
-        </w:rPr>
-        <w:t xml:space="preserve"> </w:t>
-      </w:r>
-      <w:r>
-        <w:t>в законную силу</w:t>
-      </w:r>
-      <w:r>
-        <w:rPr>
-          <w:spacing w:val="-8"/>
-        </w:rPr>
-        <w:t xml:space="preserve"> </w:t>
-      </w:r>
-      <w:r>
-        <w:t>через суд, вынесший определение, при условии, что оно</w:t>
-      </w:r>
-      <w:r>
-        <w:rPr>
-          <w:spacing w:val="-4"/>
-        </w:rPr>
-        <w:t xml:space="preserve"> </w:t>
-      </w:r>
-      <w:r>
-        <w:t>было</w:t>
-      </w:r>
-      <w:r>
-        <w:rPr>
-          <w:spacing w:val="-4"/>
-        </w:rPr>
-        <w:t xml:space="preserve"> </w:t>
-      </w:r>
-      <w:r>
-        <w:t>предметом рассмотрения арбитражного суда апелляционной инстанции, или суд апелляционной инстанции отказал в восстановлении пропущенного срока подачи апелляционной жалобы.</w:t>
-      </w:r>
-      <w:proofErr w:type="gramEnd"/>
-    </w:p>
-    <w:p>
-      <w:pPr>
-        <w:pStyle w:val="a3"/>
-        <w:tabs>
-          <w:tab w:pos="9643" w:val="right"/>
+          <w:tab w:val="right" w:pos="9643"/>
         </w:tabs>
         <w:spacing w:before="265"/>
-      </w:pPr>
-      <w:r>
-        <w:t>Судья</w:t>
-      </w:r>
-      <w:r>
-        <w:tab/>
-        <w:t>[415]</w:t>
-      </w:r>
+        <w:ind w:left="0"/>
+        <w:rPr>
+          <w:sz w:val="28"/>
+        </w:rPr>
+      </w:pPr>
     </w:p>
     <w:sectPr>
+      <w:headerReference w:type="default" r:id="rId8"/>
       <w:type w:val="continuous"/>
       <w:pgSz w:w="11910" w:h="16840"/>
       <w:pgMar w:top="2400" w:right="708" w:bottom="280" w:left="1559" w:header="700" w:footer="0" w:gutter="0"/>
@@ -829,110 +655,10 @@
         <w:sz w:val="20"/>
         <w:lang w:eastAsia="ru-RU"/>
       </w:rPr>
-      <w:drawing>
-        <wp:anchor distT="0" distB="0" distL="0" distR="0" simplePos="0" relativeHeight="487552512" behindDoc="1" locked="0" layoutInCell="1" allowOverlap="1" wp14:anchorId="01B69635" wp14:editId="54AD24D4">
-          <wp:simplePos x="0" y="0"/>
-          <wp:positionH relativeFrom="page">
-            <wp:posOffset>444577</wp:posOffset>
-          </wp:positionH>
-          <wp:positionV relativeFrom="page">
-            <wp:posOffset>444577</wp:posOffset>
-          </wp:positionV>
-          <wp:extent cx="628904" cy="628904"/>
-          <wp:effectExtent l="0" t="0" r="0" b="0"/>
-          <wp:wrapNone/>
-          <wp:docPr id="1" name="Image 1"/>
-          <wp:cNvGraphicFramePr>
-            <a:graphicFrameLocks xmlns:a="http://schemas.openxmlformats.org/drawingml/2006/main"/>
-          </wp:cNvGraphicFramePr>
-          <a:graphic xmlns:a="http://schemas.openxmlformats.org/drawingml/2006/main">
-            <a:graphicData uri="http://schemas.openxmlformats.org/drawingml/2006/picture">
-              <pic:pic xmlns:pic="http://schemas.openxmlformats.org/drawingml/2006/picture">
-                <pic:nvPicPr>
-                  <pic:cNvPr id="1" name="Image 1"/>
-                  <pic:cNvPicPr/>
-                </pic:nvPicPr>
-                <pic:blipFill>
-                  <a:blip r:embed="rId1" cstate="print"/>
-                  <a:stretch>
-                    <a:fillRect/>
-                  </a:stretch>
-                </pic:blipFill>
-                <pic:spPr>
-                  <a:xfrm>
-                    <a:off x="0" y="0"/>
-                    <a:ext cx="628904" cy="628904"/>
-                  </a:xfrm>
-                  <a:prstGeom prst="rect">
-                    <a:avLst/>
-                  </a:prstGeom>
-                </pic:spPr>
-              </pic:pic>
-            </a:graphicData>
-          </a:graphic>
-        </wp:anchor>
-      </w:drawing>
-    </w:r>
-    <w:r>
-      <w:rPr>
-        <w:noProof/>
-        <w:sz w:val="20"/>
-        <w:lang w:eastAsia="ru-RU"/>
-      </w:rPr>
-      <w:drawing>
-        <wp:anchor distT="0" distB="0" distL="0" distR="0" simplePos="0" relativeHeight="487553024" behindDoc="1" locked="0" layoutInCell="1" allowOverlap="1" wp14:anchorId="116AADFD" wp14:editId="44A18CA4">
-          <wp:simplePos x="0" y="0"/>
-          <wp:positionH relativeFrom="page">
-            <wp:posOffset>3718940</wp:posOffset>
-          </wp:positionH>
-          <wp:positionV relativeFrom="page">
-            <wp:posOffset>898187</wp:posOffset>
-          </wp:positionV>
-          <wp:extent cx="644651" cy="633919"/>
-          <wp:effectExtent l="0" t="0" r="0" b="0"/>
-          <wp:wrapNone/>
-          <wp:docPr id="2" name="Image 2"/>
-          <wp:cNvGraphicFramePr>
-            <a:graphicFrameLocks xmlns:a="http://schemas.openxmlformats.org/drawingml/2006/main"/>
-          </wp:cNvGraphicFramePr>
-          <a:graphic xmlns:a="http://schemas.openxmlformats.org/drawingml/2006/main">
-            <a:graphicData uri="http://schemas.openxmlformats.org/drawingml/2006/picture">
-              <pic:pic xmlns:pic="http://schemas.openxmlformats.org/drawingml/2006/picture">
-                <pic:nvPicPr>
-                  <pic:cNvPr id="2" name="Image 2"/>
-                  <pic:cNvPicPr/>
-                </pic:nvPicPr>
-                <pic:blipFill>
-                  <a:blip r:embed="rId2" cstate="print"/>
-                  <a:stretch>
-                    <a:fillRect/>
-                  </a:stretch>
-                </pic:blipFill>
-                <pic:spPr>
-                  <a:xfrm>
-                    <a:off x="0" y="0"/>
-                    <a:ext cx="644651" cy="633919"/>
-                  </a:xfrm>
-                  <a:prstGeom prst="rect">
-                    <a:avLst/>
-                  </a:prstGeom>
-                </pic:spPr>
-              </pic:pic>
-            </a:graphicData>
-          </a:graphic>
-        </wp:anchor>
-      </w:drawing>
-    </w:r>
-    <w:r>
-      <w:rPr>
-        <w:noProof/>
-        <w:sz w:val="20"/>
-        <w:lang w:eastAsia="ru-RU"/>
-      </w:rPr>
       <mc:AlternateContent>
         <mc:Choice Requires="wps">
           <w:drawing>
-            <wp:anchor distT="0" distB="0" distL="0" distR="0" simplePos="0" relativeHeight="487553536" behindDoc="1" locked="0" layoutInCell="1" allowOverlap="1" wp14:anchorId="049D3F3B" wp14:editId="1F8F7122">
+            <wp:anchor distT="0" distB="0" distL="0" distR="0" simplePos="0" relativeHeight="487553536" behindDoc="1" locked="0" layoutInCell="1" allowOverlap="1" wp14:anchorId="13E99800" wp14:editId="03790388">
               <wp:simplePos x="0" y="0"/>
               <wp:positionH relativeFrom="page">
                 <wp:posOffset>6120765</wp:posOffset>
@@ -972,13 +698,6 @@
                               <w:sz w:val="20"/>
                             </w:rPr>
                           </w:pPr>
-                          <w:r>
-                            <w:rPr>
-                              <w:spacing w:val="-2"/>
-                              <w:sz w:val="20"/>
-                            </w:rPr>
-                            <w:t>11073_14521892</w:t>
-                          </w:r>
                         </w:p>
                       </w:txbxContent>
                     </wps:txbx>
@@ -991,35 +710,28 @@
             </wp:anchor>
           </w:drawing>
         </mc:Choice>
-        <mc:Fallback xmlns:pic="http://schemas.openxmlformats.org/drawingml/2006/picture" xmlns:a="http://schemas.openxmlformats.org/drawingml/2006/main" xmlns:ve="http://schemas.openxmlformats.org/markup-compatibility/2006">
+        <mc:Fallback>
           <w:pict>
-            <v:shapetype id="_x0000_t202" o:spt="202" coordsize="21600,21600" path="m,l,21600r21600,l21600,xe">
+            <v:shapetype id="_x0000_t202" coordsize="21600,21600" o:spt="202" path="m,l,21600r21600,l21600,xe">
               <v:stroke joinstyle="miter"/>
               <v:path gradientshapeok="t" o:connecttype="rect"/>
             </v:shapetype>
-            <v:shape style="position:absolute;margin-left:481.950012pt;margin-top:34.368866pt;width:72pt;height:13.1pt;mso-position-horizontal-relative:page;mso-position-vertical-relative:page;z-index:-15762944" type="#_x0000_t202" id="docshape1" filled="false" stroked="false">
+            <v:shape id="Textbox 3" o:spid="_x0000_s1026" type="#_x0000_t202" style="position:absolute;margin-left:481.95pt;margin-top:34.35pt;width:1in;height:13.1pt;z-index:-15762944;visibility:visible;mso-wrap-style:square;mso-wrap-distance-left:0;mso-wrap-distance-top:0;mso-wrap-distance-right:0;mso-wrap-distance-bottom:0;mso-position-horizontal:absolute;mso-position-horizontal-relative:page;mso-position-vertical:absolute;mso-position-vertical-relative:page;v-text-anchor:top" o:gfxdata="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" filled="f" stroked="f">
+              <v:path arrowok="t"/>
               <v:textbox inset="0,0,0,0">
                 <w:txbxContent>
                   <w:p>
                     <w:pPr>
                       <w:spacing w:before="11"/>
-                      <w:ind w:left="20" w:right="0" w:firstLine="0"/>
-                      <w:jc w:val="left"/>
+                      <w:ind w:left="20"/>
                       <w:rPr>
                         <w:sz w:val="20"/>
                       </w:rPr>
                     </w:pPr>
-                    <w:r>
-                      <w:rPr>
-                        <w:spacing w:val="-2"/>
-                        <w:sz w:val="20"/>
-                      </w:rPr>
-                      <w:t>11073_14521892</w:t>
-                    </w:r>
                   </w:p>
                 </w:txbxContent>
               </v:textbox>
-              <w10:wrap type="none"/>
+              <w10:wrap anchorx="page" anchory="page"/>
             </v:shape>
           </w:pict>
         </mc:Fallback>
@@ -1301,6 +1013,84 @@
     <w:uiPriority w:val="1"/>
     <w:qFormat/>
   </w:style>
+  <w:style w:type="paragraph" w:styleId="a5">
+    <w:name w:val="header"/>
+    <w:basedOn w:val="a"/>
+    <w:link w:val="a6"/>
+    <w:uiPriority w:val="99"/>
+    <w:unhideWhenUsed/>
+    <w:rsid w:val="00454D74"/>
+    <w:pPr>
+      <w:tabs>
+        <w:tab w:val="center" w:pos="4677"/>
+        <w:tab w:val="right" w:pos="9355"/>
+      </w:tabs>
+    </w:pPr>
+  </w:style>
+  <w:style w:type="character" w:customStyle="1" w:styleId="a6">
+    <w:name w:val="Верхний колонтитул Знак"/>
+    <w:basedOn w:val="a0"/>
+    <w:link w:val="a5"/>
+    <w:uiPriority w:val="99"/>
+    <w:rsid w:val="00454D74"/>
+    <w:rPr>
+      <w:rFonts w:ascii="Times New Roman" w:eastAsia="Times New Roman" w:hAnsi="Times New Roman" w:cs="Times New Roman"/>
+      <w:lang w:val="ru-RU"/>
+    </w:rPr>
+  </w:style>
+  <w:style w:type="paragraph" w:styleId="a7">
+    <w:name w:val="footer"/>
+    <w:basedOn w:val="a"/>
+    <w:link w:val="a8"/>
+    <w:uiPriority w:val="99"/>
+    <w:unhideWhenUsed/>
+    <w:rsid w:val="00454D74"/>
+    <w:pPr>
+      <w:tabs>
+        <w:tab w:val="center" w:pos="4677"/>
+        <w:tab w:val="right" w:pos="9355"/>
+      </w:tabs>
+    </w:pPr>
+  </w:style>
+  <w:style w:type="character" w:customStyle="1" w:styleId="a8">
+    <w:name w:val="Нижний колонтитул Знак"/>
+    <w:basedOn w:val="a0"/>
+    <w:link w:val="a7"/>
+    <w:uiPriority w:val="99"/>
+    <w:rsid w:val="00454D74"/>
+    <w:rPr>
+      <w:rFonts w:ascii="Times New Roman" w:eastAsia="Times New Roman" w:hAnsi="Times New Roman" w:cs="Times New Roman"/>
+      <w:lang w:val="ru-RU"/>
+    </w:rPr>
+  </w:style>
+  <w:style w:type="paragraph" w:styleId="a9">
+    <w:name w:val="Balloon Text"/>
+    <w:basedOn w:val="a"/>
+    <w:link w:val="aa"/>
+    <w:uiPriority w:val="99"/>
+    <w:semiHidden/>
+    <w:unhideWhenUsed/>
+    <w:rsid w:val="00454D74"/>
+    <w:rPr>
+      <w:rFonts w:ascii="Tahoma" w:hAnsi="Tahoma" w:cs="Tahoma"/>
+      <w:sz w:val="16"/>
+      <w:szCs w:val="16"/>
+    </w:rPr>
+  </w:style>
+  <w:style w:type="character" w:customStyle="1" w:styleId="aa">
+    <w:name w:val="Текст выноски Знак"/>
+    <w:basedOn w:val="a0"/>
+    <w:link w:val="a9"/>
+    <w:uiPriority w:val="99"/>
+    <w:semiHidden/>
+    <w:rsid w:val="00454D74"/>
+    <w:rPr>
+      <w:rFonts w:ascii="Tahoma" w:eastAsia="Times New Roman" w:hAnsi="Tahoma" w:cs="Tahoma"/>
+      <w:sz w:val="16"/>
+      <w:szCs w:val="16"/>
+      <w:lang w:val="ru-RU"/>
+    </w:rPr>
+  </w:style>
 </w:styles>
 </file>
 
@@ -1575,6 +1365,84 @@
     <w:basedOn w:val="a"/>
     <w:uiPriority w:val="1"/>
     <w:qFormat/>
+  </w:style>
+  <w:style w:type="paragraph" w:styleId="a5">
+    <w:name w:val="header"/>
+    <w:basedOn w:val="a"/>
+    <w:link w:val="a6"/>
+    <w:uiPriority w:val="99"/>
+    <w:unhideWhenUsed/>
+    <w:rsid w:val="00454D74"/>
+    <w:pPr>
+      <w:tabs>
+        <w:tab w:val="center" w:pos="4677"/>
+        <w:tab w:val="right" w:pos="9355"/>
+      </w:tabs>
+    </w:pPr>
+  </w:style>
+  <w:style w:type="character" w:customStyle="1" w:styleId="a6">
+    <w:name w:val="Верхний колонтитул Знак"/>
+    <w:basedOn w:val="a0"/>
+    <w:link w:val="a5"/>
+    <w:uiPriority w:val="99"/>
+    <w:rsid w:val="00454D74"/>
+    <w:rPr>
+      <w:rFonts w:ascii="Times New Roman" w:eastAsia="Times New Roman" w:hAnsi="Times New Roman" w:cs="Times New Roman"/>
+      <w:lang w:val="ru-RU"/>
+    </w:rPr>
+  </w:style>
+  <w:style w:type="paragraph" w:styleId="a7">
+    <w:name w:val="footer"/>
+    <w:basedOn w:val="a"/>
+    <w:link w:val="a8"/>
+    <w:uiPriority w:val="99"/>
+    <w:unhideWhenUsed/>
+    <w:rsid w:val="00454D74"/>
+    <w:pPr>
+      <w:tabs>
+        <w:tab w:val="center" w:pos="4677"/>
+        <w:tab w:val="right" w:pos="9355"/>
+      </w:tabs>
+    </w:pPr>
+  </w:style>
+  <w:style w:type="character" w:customStyle="1" w:styleId="a8">
+    <w:name w:val="Нижний колонтитул Знак"/>
+    <w:basedOn w:val="a0"/>
+    <w:link w:val="a7"/>
+    <w:uiPriority w:val="99"/>
+    <w:rsid w:val="00454D74"/>
+    <w:rPr>
+      <w:rFonts w:ascii="Times New Roman" w:eastAsia="Times New Roman" w:hAnsi="Times New Roman" w:cs="Times New Roman"/>
+      <w:lang w:val="ru-RU"/>
+    </w:rPr>
+  </w:style>
+  <w:style w:type="paragraph" w:styleId="a9">
+    <w:name w:val="Balloon Text"/>
+    <w:basedOn w:val="a"/>
+    <w:link w:val="aa"/>
+    <w:uiPriority w:val="99"/>
+    <w:semiHidden/>
+    <w:unhideWhenUsed/>
+    <w:rsid w:val="00454D74"/>
+    <w:rPr>
+      <w:rFonts w:ascii="Tahoma" w:hAnsi="Tahoma" w:cs="Tahoma"/>
+      <w:sz w:val="16"/>
+      <w:szCs w:val="16"/>
+    </w:rPr>
+  </w:style>
+  <w:style w:type="character" w:customStyle="1" w:styleId="aa">
+    <w:name w:val="Текст выноски Знак"/>
+    <w:basedOn w:val="a0"/>
+    <w:link w:val="a9"/>
+    <w:uiPriority w:val="99"/>
+    <w:semiHidden/>
+    <w:rsid w:val="00454D74"/>
+    <w:rPr>
+      <w:rFonts w:ascii="Tahoma" w:eastAsia="Times New Roman" w:hAnsi="Tahoma" w:cs="Tahoma"/>
+      <w:sz w:val="16"/>
+      <w:szCs w:val="16"/>
+      <w:lang w:val="ru-RU"/>
+    </w:rPr>
   </w:style>
 </w:styles>
 </file>

--- a/Templates/ФНС/2-я и 3-я очередь/2-я_3-я_вкл_резолютивка_маркированный.docx
+++ b/Templates/ФНС/2-я и 3-я очередь/2-я_3-я_вкл_резолютивка_маркированный.docx
@@ -228,7 +228,7 @@
     <w:p>
       <w:pPr>
         <w:tabs>
-          <w:tab w:val="left" w:pos="6300"/>
+          <w:tab w:pos="9643" w:val="right"/>
         </w:tabs>
         <w:spacing w:line="360" w:lineRule="auto"/>
         <w:rPr>
@@ -239,7 +239,9 @@
         <w:rPr>
           <w:sz w:val="24"/>
         </w:rPr>
-        <w:t>[66]                                                                      Дело № [1]</w:t>
+        <w:t>[66]</w:t>
+        <w:tab/>
+        <w:t>Дело № [1]</w:t>
       </w:r>
     </w:p>
     <w:p>
@@ -487,8 +489,7 @@
     <w:p>
       <w:pPr>
         <w:tabs>
-          <w:tab w:val="left" w:pos="720"/>
-          <w:tab w:val="left" w:pos="7020"/>
+          <w:tab w:pos="9643" w:val="right"/>
         </w:tabs>
         <w:rPr>
           <w:sz w:val="24"/>
@@ -510,20 +511,17 @@
         <w:rPr>
           <w:sz w:val="24"/>
         </w:rPr>
-        <w:tab/>
-      </w:r>
-      <w:r>
-        <w:rPr>
-          <w:sz w:val="24"/>
-        </w:rPr>
-        <w:tab/>
-      </w:r>
-      <w:r>
-        <w:rPr>
-          <w:sz w:val="24"/>
-        </w:rPr>
-        <w:tab/>
-        <w:t xml:space="preserve">   [415]</w:t>
+      </w:r>
+      <w:r>
+        <w:rPr>
+          <w:sz w:val="24"/>
+        </w:rPr>
+      </w:r>
+      <w:r>
+        <w:rPr>
+          <w:sz w:val="24"/>
+        </w:rPr>
+        <w:t>[415]</w:t>
       </w:r>
     </w:p>
     <w:p>

--- a/Templates/ФНС/2-я и 3-я очередь/2-я_3-я_вкл_резолютивка_маркированный.docx
+++ b/Templates/ФНС/2-я и 3-я очередь/2-я_3-я_вкл_резолютивка_маркированный.docx
@@ -1,6 +1,6 @@
 
 <file path=word/document.xml><?xml version="1.0" encoding="utf-8"?>
-<w:document xmlns:wpc="http://schemas.microsoft.com/office/word/2010/wordprocessingCanvas" xmlns:mc="http://schemas.openxmlformats.org/markup-compatibility/2006" xmlns:o="urn:schemas-microsoft-com:office:office" xmlns:r="http://schemas.openxmlformats.org/officeDocument/2006/relationships" xmlns:m="http://schemas.openxmlformats.org/officeDocument/2006/math" xmlns:v="urn:schemas-microsoft-com:vml" xmlns:wp14="http://schemas.microsoft.com/office/word/2010/wordprocessingDrawing" xmlns:wp="http://schemas.openxmlformats.org/drawingml/2006/wordprocessingDrawing" xmlns:w10="urn:schemas-microsoft-com:office:word" xmlns:w="http://schemas.openxmlformats.org/wordprocessingml/2006/main" xmlns:w14="http://schemas.microsoft.com/office/word/2010/wordml" xmlns:wpg="http://schemas.microsoft.com/office/word/2010/wordprocessingGroup" xmlns:wpi="http://schemas.microsoft.com/office/word/2010/wordprocessingInk" xmlns:wne="http://schemas.microsoft.com/office/word/2006/wordml" xmlns:wps="http://schemas.microsoft.com/office/word/2010/wordprocessingShape" mc:Ignorable="w14 wp14">
+<w:document xmlns:wpc="http://schemas.microsoft.com/office/word/2010/wordprocessingCanvas" xmlns:cx="http://schemas.microsoft.com/office/drawing/2014/chartex" xmlns:cx1="http://schemas.microsoft.com/office/drawing/2015/9/8/chartex" xmlns:cx2="http://schemas.microsoft.com/office/drawing/2015/10/21/chartex" xmlns:cx3="http://schemas.microsoft.com/office/drawing/2016/5/9/chartex" xmlns:cx4="http://schemas.microsoft.com/office/drawing/2016/5/10/chartex" xmlns:cx5="http://schemas.microsoft.com/office/drawing/2016/5/11/chartex" xmlns:cx6="http://schemas.microsoft.com/office/drawing/2016/5/12/chartex" xmlns:cx7="http://schemas.microsoft.com/office/drawing/2016/5/13/chartex" xmlns:cx8="http://schemas.microsoft.com/office/drawing/2016/5/14/chartex" xmlns:mc="http://schemas.openxmlformats.org/markup-compatibility/2006" xmlns:aink="http://schemas.microsoft.com/office/drawing/2016/ink" xmlns:am3d="http://schemas.microsoft.com/office/drawing/2017/model3d" xmlns:o="urn:schemas-microsoft-com:office:office" xmlns:r="http://schemas.openxmlformats.org/officeDocument/2006/relationships" xmlns:m="http://schemas.openxmlformats.org/officeDocument/2006/math" xmlns:v="urn:schemas-microsoft-com:vml" xmlns:wp14="http://schemas.microsoft.com/office/word/2010/wordprocessingDrawing" xmlns:wp="http://schemas.openxmlformats.org/drawingml/2006/wordprocessingDrawing" xmlns:w10="urn:schemas-microsoft-com:office:word" xmlns:w="http://schemas.openxmlformats.org/wordprocessingml/2006/main" xmlns:w14="http://schemas.microsoft.com/office/word/2010/wordml" xmlns:w15="http://schemas.microsoft.com/office/word/2012/wordml" xmlns:w16cex="http://schemas.microsoft.com/office/word/2018/wordml/cex" xmlns:w16cid="http://schemas.microsoft.com/office/word/2016/wordml/cid" xmlns:w16="http://schemas.microsoft.com/office/word/2018/wordml" xmlns:w16sdtdh="http://schemas.microsoft.com/office/word/2020/wordml/sdtdatahash" xmlns:w16se="http://schemas.microsoft.com/office/word/2015/wordml/symex" xmlns:wpg="http://schemas.microsoft.com/office/word/2010/wordprocessingGroup" xmlns:wpi="http://schemas.microsoft.com/office/word/2010/wordprocessingInk" xmlns:wne="http://schemas.microsoft.com/office/word/2006/wordml" xmlns:wps="http://schemas.microsoft.com/office/word/2010/wordprocessingShape" mc:Ignorable="w14 w15 w16se w16cid w16 w16cex w16sdtdh wp14">
   <w:body>
     <w:p>
       <w:pPr>
@@ -15,7 +15,7 @@
           <w:sz w:val="24"/>
         </w:rPr>
         <w:drawing>
-          <wp:inline distT="0" distB="0" distL="0" distR="0" wp14:anchorId="7806D16D" wp14:editId="389D2D72">
+          <wp:inline distT="0" distB="0" distL="0" distR="0" wp14:anchorId="22667587" wp14:editId="4FB79223">
             <wp:extent cx="685800" cy="647700"/>
             <wp:effectExtent l="0" t="0" r="0" b="0"/>
             <wp:docPr id="7" name="Рисунок 7"/>
@@ -32,7 +32,7 @@
                     </pic:cNvPicPr>
                   </pic:nvPicPr>
                   <pic:blipFill>
-                    <a:blip r:embed="rId7" cstate="print">
+                    <a:blip r:embed="rId6" cstate="print">
                       <a:grayscl/>
                       <a:extLst>
                         <a:ext uri="{28A0092B-C50C-407E-A947-70E740481C1C}">
@@ -150,219 +150,190 @@
           <w:sz w:val="32"/>
           <w:szCs w:val="28"/>
         </w:rPr>
-        <w:t xml:space="preserve">О </w:t>
-      </w:r>
-      <w:proofErr w:type="gramStart"/>
-      <w:r>
+        <w:t>О П Р Е Д Е Л Е Н И Е</w:t>
+      </w:r>
+    </w:p>
+    <w:p>
+      <w:pPr>
+        <w:spacing w:line="360" w:lineRule="auto"/>
+        <w:jc w:val="center"/>
+        <w:outlineLvl w:val="0"/>
         <w:rPr>
           <w:b/>
           <w:sz w:val="32"/>
           <w:szCs w:val="28"/>
         </w:rPr>
-        <w:t>П</w:t>
-      </w:r>
-      <w:proofErr w:type="gramEnd"/>
+      </w:pPr>
       <w:r>
         <w:rPr>
           <w:b/>
           <w:sz w:val="32"/>
           <w:szCs w:val="28"/>
         </w:rPr>
-        <w:t xml:space="preserve"> Р Е Д Е Л Е Н И Е</w:t>
-      </w:r>
-    </w:p>
-    <w:p>
-      <w:pPr>
+        <w:t>РЕЗОЛЮТИВНАЯ ЧАСТЬ</w:t>
+      </w:r>
+    </w:p>
+    <w:p>
+      <w:pPr>
+        <w:jc w:val="center"/>
+        <w:rPr>
+          <w:sz w:val="24"/>
+        </w:rPr>
+      </w:pPr>
+      <w:r>
+        <w:rPr>
+          <w:sz w:val="24"/>
+        </w:rPr>
+        <w:t>о включении в реестр требований кредиторов</w:t>
+      </w:r>
+    </w:p>
+    <w:p>
+      <w:pPr>
+        <w:rPr>
+          <w:sz w:val="24"/>
+        </w:rPr>
+      </w:pPr>
+    </w:p>
+    <w:p>
+      <w:pPr>
+        <w:rPr>
+          <w:sz w:val="24"/>
+        </w:rPr>
+      </w:pPr>
+      <w:r>
+        <w:rPr>
+          <w:sz w:val="24"/>
+        </w:rPr>
+        <w:t>г. Ростов-на-Дону</w:t>
+      </w:r>
+    </w:p>
+    <w:p>
+      <w:pPr>
+        <w:tabs>
+          <w:tab w:val="right" w:pos="9643"/>
+        </w:tabs>
         <w:spacing w:line="360" w:lineRule="auto"/>
+        <w:rPr>
+          <w:sz w:val="24"/>
+        </w:rPr>
+      </w:pPr>
+      <w:r>
+        <w:rPr>
+          <w:sz w:val="24"/>
+        </w:rPr>
+        <w:t>[66]</w:t>
+      </w:r>
+      <w:r>
+        <w:rPr>
+          <w:sz w:val="24"/>
+        </w:rPr>
+        <w:tab/>
+        <w:t>Дело № [1]</w:t>
+      </w:r>
+    </w:p>
+    <w:p>
+      <w:pPr>
+        <w:ind w:firstLine="709"/>
+        <w:jc w:val="both"/>
+        <w:rPr>
+          <w:sz w:val="24"/>
+        </w:rPr>
+      </w:pPr>
+      <w:r>
+        <w:rPr>
+          <w:sz w:val="24"/>
+        </w:rPr>
+        <w:t xml:space="preserve">Арбитражный суд Ростовской области в составе судьи [415], </w:t>
+      </w:r>
+    </w:p>
+    <w:p>
+      <w:pPr>
+        <w:jc w:val="both"/>
+        <w:rPr>
+          <w:sz w:val="24"/>
+        </w:rPr>
+      </w:pPr>
+      <w:r>
+        <w:rPr>
+          <w:sz w:val="24"/>
+        </w:rPr>
+        <w:t>рассмотрев заявление ФНС России в лице [989]</w:t>
+      </w:r>
+    </w:p>
+    <w:p>
+      <w:pPr>
+        <w:jc w:val="both"/>
+        <w:rPr>
+          <w:sz w:val="24"/>
+        </w:rPr>
+      </w:pPr>
+      <w:r>
+        <w:rPr>
+          <w:sz w:val="24"/>
+        </w:rPr>
+        <w:t xml:space="preserve">о включении в реестр требований кредиторов </w:t>
+      </w:r>
+    </w:p>
+    <w:p>
+      <w:pPr>
+        <w:jc w:val="both"/>
+        <w:rPr>
+          <w:sz w:val="24"/>
+        </w:rPr>
+      </w:pPr>
+      <w:r>
+        <w:rPr>
+          <w:sz w:val="24"/>
+        </w:rPr>
+        <w:t>в рамках дела о несостоятельности (банкротстве) [2.1] ([3] года рождения, место рождения: [3.1], ИНН [4], СНИЛС [5], адрес регистрации: [6]),</w:t>
+      </w:r>
+    </w:p>
+    <w:p>
+      <w:pPr>
+        <w:jc w:val="both"/>
+        <w:rPr>
+          <w:sz w:val="24"/>
+        </w:rPr>
+      </w:pPr>
+    </w:p>
+    <w:p>
+      <w:pPr>
+        <w:ind w:firstLine="709"/>
+        <w:jc w:val="both"/>
+        <w:rPr>
+          <w:sz w:val="24"/>
+        </w:rPr>
+      </w:pPr>
+      <w:r>
+        <w:rPr>
+          <w:sz w:val="24"/>
+        </w:rPr>
+        <w:t>руководствуясь п. 2 ст. 60, ст. 100, 213.24 Федерального закона от 26.10.2002 №127-ФЗ «О несостоятельности (банкротстве)», статьями 184, 185, 223 Арбитражного процессуального кодекса Российской Федерации, арбитражный суд</w:t>
+      </w:r>
+    </w:p>
+    <w:p>
+      <w:pPr>
+        <w:jc w:val="both"/>
+        <w:rPr>
+          <w:sz w:val="24"/>
+        </w:rPr>
+      </w:pPr>
+    </w:p>
+    <w:p>
+      <w:pPr>
         <w:jc w:val="center"/>
         <w:outlineLvl w:val="0"/>
         <w:rPr>
           <w:b/>
-          <w:sz w:val="32"/>
-          <w:szCs w:val="28"/>
+          <w:sz w:val="24"/>
         </w:rPr>
       </w:pPr>
       <w:r>
         <w:rPr>
           <w:b/>
-          <w:sz w:val="32"/>
-          <w:szCs w:val="28"/>
-        </w:rPr>
-        <w:t>РЕЗОЛЮТИВНАЯ ЧАСТЬ</w:t>
-      </w:r>
-    </w:p>
-    <w:p>
-      <w:pPr>
-        <w:jc w:val="center"/>
-        <w:rPr>
-          <w:sz w:val="24"/>
-        </w:rPr>
-      </w:pPr>
-      <w:r>
-        <w:rPr>
-          <w:sz w:val="24"/>
-        </w:rPr>
-        <w:t>о включении в реестр требований кредиторов</w:t>
-      </w:r>
-    </w:p>
-    <w:p>
-      <w:pPr>
-        <w:rPr>
-          <w:sz w:val="24"/>
-        </w:rPr>
-      </w:pPr>
-    </w:p>
-    <w:p>
-      <w:pPr>
-        <w:rPr>
-          <w:sz w:val="24"/>
-        </w:rPr>
-      </w:pPr>
-      <w:r>
-        <w:rPr>
-          <w:sz w:val="24"/>
-        </w:rPr>
-        <w:t>г. Ростов-на-Дону</w:t>
-      </w:r>
-    </w:p>
-    <w:p>
-      <w:pPr>
-        <w:tabs>
-          <w:tab w:pos="9643" w:val="right"/>
-        </w:tabs>
-        <w:spacing w:line="360" w:lineRule="auto"/>
-        <w:rPr>
-          <w:sz w:val="24"/>
-        </w:rPr>
-      </w:pPr>
-      <w:r>
-        <w:rPr>
-          <w:sz w:val="24"/>
-        </w:rPr>
-        <w:t>[66]</w:t>
-        <w:tab/>
-        <w:t>Дело № [1]</w:t>
-      </w:r>
-    </w:p>
-    <w:p>
-      <w:pPr>
-        <w:ind w:firstLine="709"/>
-        <w:jc w:val="both"/>
-        <w:rPr>
-          <w:sz w:val="24"/>
-        </w:rPr>
-      </w:pPr>
-      <w:r>
-        <w:rPr>
-          <w:sz w:val="24"/>
-        </w:rPr>
-        <w:t xml:space="preserve">Арбитражный суд Ростовской области в составе судьи [415], </w:t>
-      </w:r>
-    </w:p>
-    <w:p>
-      <w:pPr>
-        <w:jc w:val="both"/>
-        <w:rPr>
-          <w:sz w:val="24"/>
-        </w:rPr>
-      </w:pPr>
-      <w:r>
-        <w:rPr>
-          <w:sz w:val="24"/>
-        </w:rPr>
-        <w:t>рассмотрев заявление ФНС России в лице [989]</w:t>
-      </w:r>
-    </w:p>
-    <w:p>
-      <w:pPr>
-        <w:jc w:val="both"/>
-        <w:rPr>
-          <w:sz w:val="24"/>
-        </w:rPr>
-      </w:pPr>
-      <w:r>
-        <w:rPr>
-          <w:sz w:val="24"/>
-        </w:rPr>
-        <w:t xml:space="preserve">о включении в реестр требований кредиторов </w:t>
-      </w:r>
-    </w:p>
-    <w:p>
-      <w:pPr>
-        <w:jc w:val="both"/>
-        <w:rPr>
-          <w:sz w:val="24"/>
-        </w:rPr>
-      </w:pPr>
-      <w:r>
-        <w:rPr>
-          <w:sz w:val="24"/>
-        </w:rPr>
-        <w:t>в рамках дела о несостоятельности (банкротстве) [2.1] ([3] года рождения, место рождения: [3.1], ИНН [4], СНИЛС [5], адрес регистрации: [6]),</w:t>
-      </w:r>
-    </w:p>
-    <w:p>
-      <w:pPr>
-        <w:jc w:val="both"/>
-        <w:rPr>
-          <w:sz w:val="24"/>
-        </w:rPr>
-      </w:pPr>
-    </w:p>
-    <w:p>
-      <w:pPr>
-        <w:ind w:firstLine="709"/>
-        <w:jc w:val="both"/>
-        <w:rPr>
-          <w:sz w:val="24"/>
-        </w:rPr>
-      </w:pPr>
-      <w:r>
-        <w:rPr>
-          <w:sz w:val="24"/>
-        </w:rPr>
-        <w:t>руководствуясь п. 2 ст. 60, ст. 100, 213.24 Федерального закона от 26.10.2002 №127-ФЗ «О несостоятельности (банкротстве)», статьями 184, 185, 223 Арбитражного процессуального кодекса Российской Федерации, арбитражный суд</w:t>
-      </w:r>
-    </w:p>
-    <w:p>
-      <w:pPr>
-        <w:jc w:val="both"/>
-        <w:rPr>
-          <w:sz w:val="24"/>
-        </w:rPr>
-      </w:pPr>
-    </w:p>
-    <w:p>
-      <w:pPr>
-        <w:jc w:val="center"/>
-        <w:outlineLvl w:val="0"/>
-        <w:rPr>
-          <w:b/>
-          <w:sz w:val="24"/>
-        </w:rPr>
-      </w:pPr>
-      <w:r>
-        <w:rPr>
-          <w:b/>
-          <w:sz w:val="24"/>
-        </w:rPr>
-        <w:t xml:space="preserve">О </w:t>
-      </w:r>
-      <w:proofErr w:type="gramStart"/>
-      <w:r>
-        <w:rPr>
-          <w:b/>
-          <w:sz w:val="24"/>
-        </w:rPr>
-        <w:t>П</w:t>
-      </w:r>
-      <w:proofErr w:type="gramEnd"/>
-      <w:r>
-        <w:rPr>
-          <w:b/>
-          <w:sz w:val="24"/>
-        </w:rPr>
-        <w:t xml:space="preserve"> Р Е Д Е Л И Л:</w:t>
+          <w:sz w:val="24"/>
+        </w:rPr>
+        <w:t>О П Р Е Д Е Л И Л:</w:t>
       </w:r>
     </w:p>
     <w:p>
@@ -392,15 +363,7 @@
         <w:rPr>
           <w:sz w:val="24"/>
         </w:rPr>
-        <w:t>Признать обоснованным и включить в третью очередь реестра требований кредиторов должника требование ФНС России в лице [989] по уплате земельного, транспортного налога и налога на имущество с физи</w:t>
-      </w:r>
-      <w:bookmarkStart w:id="0" w:name="_GoBack"/>
-      <w:bookmarkEnd w:id="0"/>
-      <w:r>
-        <w:rPr>
-          <w:sz w:val="24"/>
-        </w:rPr>
-        <w:t>ческих лиц за 2024 в размере [34.3] руб. – недоимка.</w:t>
+        <w:t>Признать обоснованным и включить в третью очередь реестра требований кредиторов должника требование ФНС России в лице [989] по уплате земельного, транспортного налога и налога на имущество с физических лиц за 2024 в размере [34.3] руб. – недоимка.</w:t>
       </w:r>
     </w:p>
     <w:p>
@@ -435,21 +398,7 @@
         <w:rPr>
           <w:sz w:val="24"/>
         </w:rPr>
-        <w:t xml:space="preserve">Определение суда может быть обжаловано </w:t>
-      </w:r>
-      <w:proofErr w:type="gramStart"/>
-      <w:r>
-        <w:rPr>
-          <w:sz w:val="24"/>
-        </w:rPr>
-        <w:t>в апелляционном порядке в Пятнадцатый арбитражный апелляционный суд в течение месяца с даты вынесения определения через суд</w:t>
-      </w:r>
-      <w:proofErr w:type="gramEnd"/>
-      <w:r>
-        <w:rPr>
-          <w:sz w:val="24"/>
-        </w:rPr>
-        <w:t>, вынесший определение.</w:t>
+        <w:t>Определение суда может быть обжаловано в апелляционном порядке в Пятнадцатый арбитражный апелляционный суд в течение месяца с даты вынесения определения через суд, вынесший определение.</w:t>
       </w:r>
     </w:p>
     <w:p>
@@ -464,14 +413,12 @@
           <w:sz w:val="24"/>
         </w:rPr>
       </w:pPr>
-      <w:proofErr w:type="gramStart"/>
       <w:r>
         <w:rPr>
           <w:sz w:val="24"/>
         </w:rPr>
         <w:t>Определение суда может быть обжаловано в кассационном порядке в Арбитражный суд Северо-Кавказского округа в течение месяца с даты вступления определения по делу в законную силу через суд, вынесший определение, при условии, что оно было предметом рассмотрения арбитражного суда апелляционной инстанции, или суд апелляционной инстанции отказал в восстановлении пропущенного срока подачи апелляционной жалобы.</w:t>
       </w:r>
-      <w:proofErr w:type="gramEnd"/>
     </w:p>
     <w:p>
       <w:pPr>
@@ -489,7 +436,7 @@
     <w:p>
       <w:pPr>
         <w:tabs>
-          <w:tab w:pos="9643" w:val="right"/>
+          <w:tab w:val="right" w:pos="9643"/>
         </w:tabs>
         <w:rPr>
           <w:sz w:val="24"/>
@@ -506,30 +453,8 @@
           <w:sz w:val="24"/>
         </w:rPr>
         <w:tab/>
-      </w:r>
-      <w:r>
-        <w:rPr>
-          <w:sz w:val="24"/>
-        </w:rPr>
-      </w:r>
-      <w:r>
-        <w:rPr>
-          <w:sz w:val="24"/>
-        </w:rPr>
-      </w:r>
-      <w:r>
-        <w:rPr>
-          <w:sz w:val="24"/>
-        </w:rPr>
         <w:t>[415]</w:t>
       </w:r>
-    </w:p>
-    <w:p>
-      <w:pPr>
-        <w:rPr>
-          <w:sz w:val="24"/>
-        </w:rPr>
-      </w:pPr>
     </w:p>
     <w:p>
       <w:pPr>
@@ -587,7 +512,7 @@
       </w:pPr>
     </w:p>
     <w:sectPr>
-      <w:headerReference w:type="default" r:id="rId8"/>
+      <w:headerReference w:type="default" r:id="rId7"/>
       <w:type w:val="continuous"/>
       <w:pgSz w:w="11910" w:h="16840"/>
       <w:pgMar w:top="2400" w:right="708" w:bottom="280" w:left="1559" w:header="700" w:footer="0" w:gutter="0"/>
@@ -598,7 +523,7 @@
 </file>
 
 <file path=word/endnotes.xml><?xml version="1.0" encoding="utf-8"?>
-<w:endnotes xmlns:wpc="http://schemas.microsoft.com/office/word/2010/wordprocessingCanvas" xmlns:mc="http://schemas.openxmlformats.org/markup-compatibility/2006" xmlns:o="urn:schemas-microsoft-com:office:office" xmlns:r="http://schemas.openxmlformats.org/officeDocument/2006/relationships" xmlns:m="http://schemas.openxmlformats.org/officeDocument/2006/math" xmlns:v="urn:schemas-microsoft-com:vml" xmlns:wp14="http://schemas.microsoft.com/office/word/2010/wordprocessingDrawing" xmlns:wp="http://schemas.openxmlformats.org/drawingml/2006/wordprocessingDrawing" xmlns:w10="urn:schemas-microsoft-com:office:word" xmlns:w="http://schemas.openxmlformats.org/wordprocessingml/2006/main" xmlns:w14="http://schemas.microsoft.com/office/word/2010/wordml" xmlns:wpg="http://schemas.microsoft.com/office/word/2010/wordprocessingGroup" xmlns:wpi="http://schemas.microsoft.com/office/word/2010/wordprocessingInk" xmlns:wne="http://schemas.microsoft.com/office/word/2006/wordml" xmlns:wps="http://schemas.microsoft.com/office/word/2010/wordprocessingShape" mc:Ignorable="w14 wp14">
+<w:endnotes xmlns:wpc="http://schemas.microsoft.com/office/word/2010/wordprocessingCanvas" xmlns:cx="http://schemas.microsoft.com/office/drawing/2014/chartex" xmlns:cx1="http://schemas.microsoft.com/office/drawing/2015/9/8/chartex" xmlns:cx2="http://schemas.microsoft.com/office/drawing/2015/10/21/chartex" xmlns:cx3="http://schemas.microsoft.com/office/drawing/2016/5/9/chartex" xmlns:cx4="http://schemas.microsoft.com/office/drawing/2016/5/10/chartex" xmlns:cx5="http://schemas.microsoft.com/office/drawing/2016/5/11/chartex" xmlns:cx6="http://schemas.microsoft.com/office/drawing/2016/5/12/chartex" xmlns:cx7="http://schemas.microsoft.com/office/drawing/2016/5/13/chartex" xmlns:cx8="http://schemas.microsoft.com/office/drawing/2016/5/14/chartex" xmlns:mc="http://schemas.openxmlformats.org/markup-compatibility/2006" xmlns:aink="http://schemas.microsoft.com/office/drawing/2016/ink" xmlns:am3d="http://schemas.microsoft.com/office/drawing/2017/model3d" xmlns:o="urn:schemas-microsoft-com:office:office" xmlns:r="http://schemas.openxmlformats.org/officeDocument/2006/relationships" xmlns:m="http://schemas.openxmlformats.org/officeDocument/2006/math" xmlns:v="urn:schemas-microsoft-com:vml" xmlns:wp14="http://schemas.microsoft.com/office/word/2010/wordprocessingDrawing" xmlns:wp="http://schemas.openxmlformats.org/drawingml/2006/wordprocessingDrawing" xmlns:w10="urn:schemas-microsoft-com:office:word" xmlns:w="http://schemas.openxmlformats.org/wordprocessingml/2006/main" xmlns:w14="http://schemas.microsoft.com/office/word/2010/wordml" xmlns:w15="http://schemas.microsoft.com/office/word/2012/wordml" xmlns:w16cex="http://schemas.microsoft.com/office/word/2018/wordml/cex" xmlns:w16cid="http://schemas.microsoft.com/office/word/2016/wordml/cid" xmlns:w16="http://schemas.microsoft.com/office/word/2018/wordml" xmlns:w16sdtdh="http://schemas.microsoft.com/office/word/2020/wordml/sdtdatahash" xmlns:w16se="http://schemas.microsoft.com/office/word/2015/wordml/symex" xmlns:wpg="http://schemas.microsoft.com/office/word/2010/wordprocessingGroup" xmlns:wpi="http://schemas.microsoft.com/office/word/2010/wordprocessingInk" xmlns:wne="http://schemas.microsoft.com/office/word/2006/wordml" xmlns:wps="http://schemas.microsoft.com/office/word/2010/wordprocessingShape" mc:Ignorable="w14 w15 w16se w16cid w16 w16cex w16sdtdh wp14">
   <w:endnote w:type="separator" w:id="-1">
     <w:p>
       <w:r>
@@ -617,7 +542,7 @@
 </file>
 
 <file path=word/footnotes.xml><?xml version="1.0" encoding="utf-8"?>
-<w:footnotes xmlns:wpc="http://schemas.microsoft.com/office/word/2010/wordprocessingCanvas" xmlns:mc="http://schemas.openxmlformats.org/markup-compatibility/2006" xmlns:o="urn:schemas-microsoft-com:office:office" xmlns:r="http://schemas.openxmlformats.org/officeDocument/2006/relationships" xmlns:m="http://schemas.openxmlformats.org/officeDocument/2006/math" xmlns:v="urn:schemas-microsoft-com:vml" xmlns:wp14="http://schemas.microsoft.com/office/word/2010/wordprocessingDrawing" xmlns:wp="http://schemas.openxmlformats.org/drawingml/2006/wordprocessingDrawing" xmlns:w10="urn:schemas-microsoft-com:office:word" xmlns:w="http://schemas.openxmlformats.org/wordprocessingml/2006/main" xmlns:w14="http://schemas.microsoft.com/office/word/2010/wordml" xmlns:wpg="http://schemas.microsoft.com/office/word/2010/wordprocessingGroup" xmlns:wpi="http://schemas.microsoft.com/office/word/2010/wordprocessingInk" xmlns:wne="http://schemas.microsoft.com/office/word/2006/wordml" xmlns:wps="http://schemas.microsoft.com/office/word/2010/wordprocessingShape" mc:Ignorable="w14 wp14">
+<w:footnotes xmlns:wpc="http://schemas.microsoft.com/office/word/2010/wordprocessingCanvas" xmlns:cx="http://schemas.microsoft.com/office/drawing/2014/chartex" xmlns:cx1="http://schemas.microsoft.com/office/drawing/2015/9/8/chartex" xmlns:cx2="http://schemas.microsoft.com/office/drawing/2015/10/21/chartex" xmlns:cx3="http://schemas.microsoft.com/office/drawing/2016/5/9/chartex" xmlns:cx4="http://schemas.microsoft.com/office/drawing/2016/5/10/chartex" xmlns:cx5="http://schemas.microsoft.com/office/drawing/2016/5/11/chartex" xmlns:cx6="http://schemas.microsoft.com/office/drawing/2016/5/12/chartex" xmlns:cx7="http://schemas.microsoft.com/office/drawing/2016/5/13/chartex" xmlns:cx8="http://schemas.microsoft.com/office/drawing/2016/5/14/chartex" xmlns:mc="http://schemas.openxmlformats.org/markup-compatibility/2006" xmlns:aink="http://schemas.microsoft.com/office/drawing/2016/ink" xmlns:am3d="http://schemas.microsoft.com/office/drawing/2017/model3d" xmlns:o="urn:schemas-microsoft-com:office:office" xmlns:r="http://schemas.openxmlformats.org/officeDocument/2006/relationships" xmlns:m="http://schemas.openxmlformats.org/officeDocument/2006/math" xmlns:v="urn:schemas-microsoft-com:vml" xmlns:wp14="http://schemas.microsoft.com/office/word/2010/wordprocessingDrawing" xmlns:wp="http://schemas.openxmlformats.org/drawingml/2006/wordprocessingDrawing" xmlns:w10="urn:schemas-microsoft-com:office:word" xmlns:w="http://schemas.openxmlformats.org/wordprocessingml/2006/main" xmlns:w14="http://schemas.microsoft.com/office/word/2010/wordml" xmlns:w15="http://schemas.microsoft.com/office/word/2012/wordml" xmlns:w16cex="http://schemas.microsoft.com/office/word/2018/wordml/cex" xmlns:w16cid="http://schemas.microsoft.com/office/word/2016/wordml/cid" xmlns:w16="http://schemas.microsoft.com/office/word/2018/wordml" xmlns:w16sdtdh="http://schemas.microsoft.com/office/word/2020/wordml/sdtdatahash" xmlns:w16se="http://schemas.microsoft.com/office/word/2015/wordml/symex" xmlns:wpg="http://schemas.microsoft.com/office/word/2010/wordprocessingGroup" xmlns:wpi="http://schemas.microsoft.com/office/word/2010/wordprocessingInk" xmlns:wne="http://schemas.microsoft.com/office/word/2006/wordml" xmlns:wps="http://schemas.microsoft.com/office/word/2010/wordprocessingShape" mc:Ignorable="w14 w15 w16se w16cid w16 w16cex w16sdtdh wp14">
   <w:footnote w:type="separator" w:id="-1">
     <w:p>
       <w:r>
@@ -636,7 +561,7 @@
 </file>
 
 <file path=word/header1.xml><?xml version="1.0" encoding="utf-8"?>
-<w:hdr xmlns:wpc="http://schemas.microsoft.com/office/word/2010/wordprocessingCanvas" xmlns:mc="http://schemas.openxmlformats.org/markup-compatibility/2006" xmlns:o="urn:schemas-microsoft-com:office:office" xmlns:r="http://schemas.openxmlformats.org/officeDocument/2006/relationships" xmlns:m="http://schemas.openxmlformats.org/officeDocument/2006/math" xmlns:v="urn:schemas-microsoft-com:vml" xmlns:wp14="http://schemas.microsoft.com/office/word/2010/wordprocessingDrawing" xmlns:wp="http://schemas.openxmlformats.org/drawingml/2006/wordprocessingDrawing" xmlns:w10="urn:schemas-microsoft-com:office:word" xmlns:w="http://schemas.openxmlformats.org/wordprocessingml/2006/main" xmlns:w14="http://schemas.microsoft.com/office/word/2010/wordml" xmlns:wpg="http://schemas.microsoft.com/office/word/2010/wordprocessingGroup" xmlns:wpi="http://schemas.microsoft.com/office/word/2010/wordprocessingInk" xmlns:wne="http://schemas.microsoft.com/office/word/2006/wordml" xmlns:wps="http://schemas.microsoft.com/office/word/2010/wordprocessingShape" mc:Ignorable="w14 wp14">
+<w:hdr xmlns:wpc="http://schemas.microsoft.com/office/word/2010/wordprocessingCanvas" xmlns:cx="http://schemas.microsoft.com/office/drawing/2014/chartex" xmlns:cx1="http://schemas.microsoft.com/office/drawing/2015/9/8/chartex" xmlns:cx2="http://schemas.microsoft.com/office/drawing/2015/10/21/chartex" xmlns:cx3="http://schemas.microsoft.com/office/drawing/2016/5/9/chartex" xmlns:cx4="http://schemas.microsoft.com/office/drawing/2016/5/10/chartex" xmlns:cx5="http://schemas.microsoft.com/office/drawing/2016/5/11/chartex" xmlns:cx6="http://schemas.microsoft.com/office/drawing/2016/5/12/chartex" xmlns:cx7="http://schemas.microsoft.com/office/drawing/2016/5/13/chartex" xmlns:cx8="http://schemas.microsoft.com/office/drawing/2016/5/14/chartex" xmlns:mc="http://schemas.openxmlformats.org/markup-compatibility/2006" xmlns:aink="http://schemas.microsoft.com/office/drawing/2016/ink" xmlns:am3d="http://schemas.microsoft.com/office/drawing/2017/model3d" xmlns:o="urn:schemas-microsoft-com:office:office" xmlns:r="http://schemas.openxmlformats.org/officeDocument/2006/relationships" xmlns:m="http://schemas.openxmlformats.org/officeDocument/2006/math" xmlns:v="urn:schemas-microsoft-com:vml" xmlns:wp14="http://schemas.microsoft.com/office/word/2010/wordprocessingDrawing" xmlns:wp="http://schemas.openxmlformats.org/drawingml/2006/wordprocessingDrawing" xmlns:w10="urn:schemas-microsoft-com:office:word" xmlns:w="http://schemas.openxmlformats.org/wordprocessingml/2006/main" xmlns:w14="http://schemas.microsoft.com/office/word/2010/wordml" xmlns:w15="http://schemas.microsoft.com/office/word/2012/wordml" xmlns:w16cex="http://schemas.microsoft.com/office/word/2018/wordml/cex" xmlns:w16cid="http://schemas.microsoft.com/office/word/2016/wordml/cid" xmlns:w16="http://schemas.microsoft.com/office/word/2018/wordml" xmlns:w16sdtdh="http://schemas.microsoft.com/office/word/2020/wordml/sdtdatahash" xmlns:w16se="http://schemas.microsoft.com/office/word/2015/wordml/symex" xmlns:wpg="http://schemas.microsoft.com/office/word/2010/wordprocessingGroup" xmlns:wpi="http://schemas.microsoft.com/office/word/2010/wordprocessingInk" xmlns:wne="http://schemas.microsoft.com/office/word/2006/wordml" xmlns:wps="http://schemas.microsoft.com/office/word/2010/wordprocessingShape" mc:Ignorable="w14 w15 w16se w16cid w16 w16cex w16sdtdh wp14">
   <w:p>
     <w:pPr>
       <w:pStyle w:val="a3"/>
@@ -656,7 +581,7 @@
       <mc:AlternateContent>
         <mc:Choice Requires="wps">
           <w:drawing>
-            <wp:anchor distT="0" distB="0" distL="0" distR="0" simplePos="0" relativeHeight="487553536" behindDoc="1" locked="0" layoutInCell="1" allowOverlap="1" wp14:anchorId="13E99800" wp14:editId="03790388">
+            <wp:anchor distT="0" distB="0" distL="0" distR="0" simplePos="0" relativeHeight="487553536" behindDoc="1" locked="0" layoutInCell="1" allowOverlap="1" wp14:anchorId="3DD8C4F8" wp14:editId="400922BA">
               <wp:simplePos x="0" y="0"/>
               <wp:positionH relativeFrom="page">
                 <wp:posOffset>6120765</wp:posOffset>
@@ -710,12 +635,11 @@
         </mc:Choice>
         <mc:Fallback>
           <w:pict>
-            <v:shapetype id="_x0000_t202" coordsize="21600,21600" o:spt="202" path="m,l,21600r21600,l21600,xe">
+            <v:shapetype w14:anchorId="3DD8C4F8" id="_x0000_t202" coordsize="21600,21600" o:spt="202" path="m,l,21600r21600,l21600,xe">
               <v:stroke joinstyle="miter"/>
               <v:path gradientshapeok="t" o:connecttype="rect"/>
             </v:shapetype>
-            <v:shape id="Textbox 3" o:spid="_x0000_s1026" type="#_x0000_t202" style="position:absolute;margin-left:481.95pt;margin-top:34.35pt;width:1in;height:13.1pt;z-index:-15762944;visibility:visible;mso-wrap-style:square;mso-wrap-distance-left:0;mso-wrap-distance-top:0;mso-wrap-distance-right:0;mso-wrap-distance-bottom:0;mso-position-horizontal:absolute;mso-position-horizontal-relative:page;mso-position-vertical:absolute;mso-position-vertical-relative:page;v-text-anchor:top" o:gfxdata="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" filled="f" stroked="f">
-              <v:path arrowok="t"/>
+            <v:shape id="Textbox 3" o:spid="_x0000_s1026" type="#_x0000_t202" style="position:absolute;margin-left:481.95pt;margin-top:34.35pt;width:1in;height:13.1pt;z-index:-15762944;visibility:visible;mso-wrap-style:square;mso-wrap-distance-left:0;mso-wrap-distance-top:0;mso-wrap-distance-right:0;mso-wrap-distance-bottom:0;mso-position-horizontal:absolute;mso-position-horizontal-relative:page;mso-position-vertical:absolute;mso-position-vertical-relative:page;v-text-anchor:top" o:gfxdata="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" filled="f" stroked="f">
               <v:textbox inset="0,0,0,0">
                 <w:txbxContent>
                   <w:p>
@@ -740,7 +664,7 @@
 </file>
 
 <file path=word/styles.xml><?xml version="1.0" encoding="utf-8"?>
-<w:styles xmlns:mc="http://schemas.openxmlformats.org/markup-compatibility/2006" xmlns:r="http://schemas.openxmlformats.org/officeDocument/2006/relationships" xmlns:w="http://schemas.openxmlformats.org/wordprocessingml/2006/main" xmlns:w14="http://schemas.microsoft.com/office/word/2010/wordml" mc:Ignorable="w14">
+<w:styles xmlns:mc="http://schemas.openxmlformats.org/markup-compatibility/2006" xmlns:r="http://schemas.openxmlformats.org/officeDocument/2006/relationships" xmlns:w="http://schemas.openxmlformats.org/wordprocessingml/2006/main" xmlns:w14="http://schemas.microsoft.com/office/word/2010/wordml" xmlns:w15="http://schemas.microsoft.com/office/word/2012/wordml" xmlns:w16cex="http://schemas.microsoft.com/office/word/2018/wordml/cex" xmlns:w16cid="http://schemas.microsoft.com/office/word/2016/wordml/cid" xmlns:w16="http://schemas.microsoft.com/office/word/2018/wordml" xmlns:w16sdtdh="http://schemas.microsoft.com/office/word/2020/wordml/sdtdatahash" xmlns:w16se="http://schemas.microsoft.com/office/word/2015/wordml/symex" mc:Ignorable="w14 w15 w16se w16cid w16 w16cex w16sdtdh">
   <w:docDefaults>
     <w:rPrDefault>
       <w:rPr>
@@ -758,497 +682,383 @@
       </w:pPr>
     </w:pPrDefault>
   </w:docDefaults>
-  <w:latentStyles w:defLockedState="0" w:defUIPriority="99" w:defSemiHidden="1" w:defUnhideWhenUsed="1" w:defQFormat="0" w:count="267">
-    <w:lsdException w:name="Normal" w:semiHidden="0" w:uiPriority="0" w:unhideWhenUsed="0" w:qFormat="1"/>
-    <w:lsdException w:name="heading 1" w:semiHidden="0" w:uiPriority="9" w:unhideWhenUsed="0" w:qFormat="1"/>
-    <w:lsdException w:name="heading 2" w:uiPriority="9" w:qFormat="1"/>
-    <w:lsdException w:name="heading 3" w:uiPriority="9" w:qFormat="1"/>
-    <w:lsdException w:name="heading 4" w:uiPriority="9" w:qFormat="1"/>
-    <w:lsdException w:name="heading 5" w:uiPriority="9" w:qFormat="1"/>
-    <w:lsdException w:name="heading 6" w:uiPriority="9" w:qFormat="1"/>
-    <w:lsdException w:name="heading 7" w:uiPriority="9" w:qFormat="1"/>
-    <w:lsdException w:name="heading 8" w:uiPriority="9" w:qFormat="1"/>
-    <w:lsdException w:name="heading 9" w:uiPriority="9" w:qFormat="1"/>
-    <w:lsdException w:name="toc 1" w:uiPriority="39"/>
-    <w:lsdException w:name="toc 2" w:uiPriority="39"/>
-    <w:lsdException w:name="toc 3" w:uiPriority="39"/>
-    <w:lsdException w:name="toc 4" w:uiPriority="39"/>
-    <w:lsdException w:name="toc 5" w:uiPriority="39"/>
-    <w:lsdException w:name="toc 6" w:uiPriority="39"/>
-    <w:lsdException w:name="toc 7" w:uiPriority="39"/>
-    <w:lsdException w:name="toc 8" w:uiPriority="39"/>
-    <w:lsdException w:name="toc 9" w:uiPriority="39"/>
-    <w:lsdException w:name="caption" w:uiPriority="35" w:qFormat="1"/>
-    <w:lsdException w:name="Title" w:semiHidden="0" w:uiPriority="10" w:unhideWhenUsed="0" w:qFormat="1"/>
-    <w:lsdException w:name="Default Paragraph Font" w:uiPriority="1"/>
-    <w:lsdException w:name="Subtitle" w:semiHidden="0" w:uiPriority="11" w:unhideWhenUsed="0" w:qFormat="1"/>
-    <w:lsdException w:name="Strong" w:semiHidden="0" w:uiPriority="22" w:unhideWhenUsed="0" w:qFormat="1"/>
-    <w:lsdException w:name="Emphasis" w:semiHidden="0" w:uiPriority="20" w:unhideWhenUsed="0" w:qFormat="1"/>
-    <w:lsdException w:name="Table Grid" w:semiHidden="0" w:uiPriority="59" w:unhideWhenUsed="0"/>
-    <w:lsdException w:name="Placeholder Text" w:unhideWhenUsed="0"/>
-    <w:lsdException w:name="No Spacing" w:semiHidden="0" w:uiPriority="1" w:unhideWhenUsed="0" w:qFormat="1"/>
-    <w:lsdException w:name="Light Shading" w:semiHidden="0" w:uiPriority="60" w:unhideWhenUsed="0"/>
-    <w:lsdException w:name="Light List" w:semiHidden="0" w:uiPriority="61" w:unhideWhenUsed="0"/>
-    <w:lsdException w:name="Light Grid" w:semiHidden="0" w:uiPriority="62" w:unhideWhenUsed="0"/>
-    <w:lsdException w:name="Medium Shading 1" w:semiHidden="0" w:uiPriority="63" w:unhideWhenUsed="0"/>
-    <w:lsdException w:name="Medium Shading 2" w:semiHidden="0" w:uiPriority="64" w:unhideWhenUsed="0"/>
-    <w:lsdException w:name="Medium List 1" w:semiHidden="0" w:uiPriority="65" w:unhideWhenUsed="0"/>
-    <w:lsdException w:name="Medium List 2" w:semiHidden="0" w:uiPriority="66" w:unhideWhenUsed="0"/>
-    <w:lsdException w:name="Medium Grid 1" w:semiHidden="0" w:uiPriority="67" w:unhideWhenUsed="0"/>
-    <w:lsdException w:name="Medium Grid 2" w:semiHidden="0" w:uiPriority="68" w:unhideWhenUsed="0"/>
-    <w:lsdException w:name="Medium Grid 3" w:semiHidden="0" w:uiPriority="69" w:unhideWhenUsed="0"/>
-    <w:lsdException w:name="Dark List" w:semiHidden="0" w:uiPriority="70" w:unhideWhenUsed="0"/>
-    <w:lsdException w:name="Colorful Shading" w:semiHidden="0" w:uiPriority="71" w:unhideWhenUsed="0"/>
-    <w:lsdException w:name="Colorful List" w:semiHidden="0" w:uiPriority="72" w:unhideWhenUsed="0"/>
-    <w:lsdException w:name="Colorful Grid" w:semiHidden="0" w:uiPriority="73" w:unhideWhenUsed="0"/>
-    <w:lsdException w:name="Light Shading Accent 1" w:semiHidden="0" w:uiPriority="60" w:unhideWhenUsed="0"/>
-    <w:lsdException w:name="Light List Accent 1" w:semiHidden="0" w:uiPriority="61" w:unhideWhenUsed="0"/>
-    <w:lsdException w:name="Light Grid Accent 1" w:semiHidden="0" w:uiPriority="62" w:unhideWhenUsed="0"/>
-    <w:lsdException w:name="Medium Shading 1 Accent 1" w:semiHidden="0" w:uiPriority="63" w:unhideWhenUsed="0"/>
-    <w:lsdException w:name="Medium Shading 2 Accent 1" w:semiHidden="0" w:uiPriority="64" w:unhideWhenUsed="0"/>
-    <w:lsdException w:name="Medium List 1 Accent 1" w:semiHidden="0" w:uiPriority="65" w:unhideWhenUsed="0"/>
-    <w:lsdException w:name="Revision" w:unhideWhenUsed="0"/>
-    <w:lsdException w:name="List Paragraph" w:semiHidden="0" w:uiPriority="34" w:unhideWhenUsed="0" w:qFormat="1"/>
-    <w:lsdException w:name="Quote" w:semiHidden="0" w:uiPriority="29" w:unhideWhenUsed="0" w:qFormat="1"/>
-    <w:lsdException w:name="Intense Quote" w:semiHidden="0" w:uiPriority="30" w:unhideWhenUsed="0" w:qFormat="1"/>
-    <w:lsdException w:name="Medium List 2 Accent 1" w:semiHidden="0" w:uiPriority="66" w:unhideWhenUsed="0"/>
-    <w:lsdException w:name="Medium Grid 1 Accent 1" w:semiHidden="0" w:uiPriority="67" w:unhideWhenUsed="0"/>
-    <w:lsdException w:name="Medium Grid 2 Accent 1" w:semiHidden="0" w:uiPriority="68" w:unhideWhenUsed="0"/>
-    <w:lsdException w:name="Medium Grid 3 Accent 1" w:semiHidden="0" w:uiPriority="69" w:unhideWhenUsed="0"/>
-    <w:lsdException w:name="Dark List Accent 1" w:semiHidden="0" w:uiPriority="70" w:unhideWhenUsed="0"/>
-    <w:lsdException w:name="Colorful Shading Accent 1" w:semiHidden="0" w:uiPriority="71" w:unhideWhenUsed="0"/>
-    <w:lsdException w:name="Colorful List Accent 1" w:semiHidden="0" w:uiPriority="72" w:unhideWhenUsed="0"/>
-    <w:lsdException w:name="Colorful Grid Accent 1" w:semiHidden="0" w:uiPriority="73" w:unhideWhenUsed="0"/>
-    <w:lsdException w:name="Light Shading Accent 2" w:semiHidden="0" w:uiPriority="60" w:unhideWhenUsed="0"/>
-    <w:lsdException w:name="Light List Accent 2" w:semiHidden="0" w:uiPriority="61" w:unhideWhenUsed="0"/>
-    <w:lsdException w:name="Light Grid Accent 2" w:semiHidden="0" w:uiPriority="62" w:unhideWhenUsed="0"/>
-    <w:lsdException w:name="Medium Shading 1 Accent 2" w:semiHidden="0" w:uiPriority="63" w:unhideWhenUsed="0"/>
-    <w:lsdException w:name="Medium Shading 2 Accent 2" w:semiHidden="0" w:uiPriority="64" w:unhideWhenUsed="0"/>
-    <w:lsdException w:name="Medium List 1 Accent 2" w:semiHidden="0" w:uiPriority="65" w:unhideWhenUsed="0"/>
-    <w:lsdException w:name="Medium List 2 Accent 2" w:semiHidden="0" w:uiPriority="66" w:unhideWhenUsed="0"/>
-    <w:lsdException w:name="Medium Grid 1 Accent 2" w:semiHidden="0" w:uiPriority="67" w:unhideWhenUsed="0"/>
-    <w:lsdException w:name="Medium Grid 2 Accent 2" w:semiHidden="0" w:uiPriority="68" w:unhideWhenUsed="0"/>
-    <w:lsdException w:name="Medium Grid 3 Accent 2" w:semiHidden="0" w:uiPriority="69" w:unhideWhenUsed="0"/>
-    <w:lsdException w:name="Dark List Accent 2" w:semiHidden="0" w:uiPriority="70" w:unhideWhenUsed="0"/>
-    <w:lsdException w:name="Colorful Shading Accent 2" w:semiHidden="0" w:uiPriority="71" w:unhideWhenUsed="0"/>
-    <w:lsdException w:name="Colorful List Accent 2" w:semiHidden="0" w:uiPriority="72" w:unhideWhenUsed="0"/>
-    <w:lsdException w:name="Colorful Grid Accent 2" w:semiHidden="0" w:uiPriority="73" w:unhideWhenUsed="0"/>
-    <w:lsdException w:name="Light Shading Accent 3" w:semiHidden="0" w:uiPriority="60" w:unhideWhenUsed="0"/>
-    <w:lsdException w:name="Light List Accent 3" w:semiHidden="0" w:uiPriority="61" w:unhideWhenUsed="0"/>
-    <w:lsdException w:name="Light Grid Accent 3" w:semiHidden="0" w:uiPriority="62" w:unhideWhenUsed="0"/>
-    <w:lsdException w:name="Medium Shading 1 Accent 3" w:semiHidden="0" w:uiPriority="63" w:unhideWhenUsed="0"/>
-    <w:lsdException w:name="Medium Shading 2 Accent 3" w:semiHidden="0" w:uiPriority="64" w:unhideWhenUsed="0"/>
-    <w:lsdException w:name="Medium List 1 Accent 3" w:semiHidden="0" w:uiPriority="65" w:unhideWhenUsed="0"/>
-    <w:lsdException w:name="Medium List 2 Accent 3" w:semiHidden="0" w:uiPriority="66" w:unhideWhenUsed="0"/>
-    <w:lsdException w:name="Medium Grid 1 Accent 3" w:semiHidden="0" w:uiPriority="67" w:unhideWhenUsed="0"/>
-    <w:lsdException w:name="Medium Grid 2 Accent 3" w:semiHidden="0" w:uiPriority="68" w:unhideWhenUsed="0"/>
-    <w:lsdException w:name="Medium Grid 3 Accent 3" w:semiHidden="0" w:uiPriority="69" w:unhideWhenUsed="0"/>
-    <w:lsdException w:name="Dark List Accent 3" w:semiHidden="0" w:uiPriority="70" w:unhideWhenUsed="0"/>
-    <w:lsdException w:name="Colorful Shading Accent 3" w:semiHidden="0" w:uiPriority="71" w:unhideWhenUsed="0"/>
-    <w:lsdException w:name="Colorful List Accent 3" w:semiHidden="0" w:uiPriority="72" w:unhideWhenUsed="0"/>
-    <w:lsdException w:name="Colorful Grid Accent 3" w:semiHidden="0" w:uiPriority="73" w:unhideWhenUsed="0"/>
-    <w:lsdException w:name="Light Shading Accent 4" w:semiHidden="0" w:uiPriority="60" w:unhideWhenUsed="0"/>
-    <w:lsdException w:name="Light List Accent 4" w:semiHidden="0" w:uiPriority="61" w:unhideWhenUsed="0"/>
-    <w:lsdException w:name="Light Grid Accent 4" w:semiHidden="0" w:uiPriority="62" w:unhideWhenUsed="0"/>
-    <w:lsdException w:name="Medium Shading 1 Accent 4" w:semiHidden="0" w:uiPriority="63" w:unhideWhenUsed="0"/>
-    <w:lsdException w:name="Medium Shading 2 Accent 4" w:semiHidden="0" w:uiPriority="64" w:unhideWhenUsed="0"/>
-    <w:lsdException w:name="Medium List 1 Accent 4" w:semiHidden="0" w:uiPriority="65" w:unhideWhenUsed="0"/>
-    <w:lsdException w:name="Medium List 2 Accent 4" w:semiHidden="0" w:uiPriority="66" w:unhideWhenUsed="0"/>
-    <w:lsdException w:name="Medium Grid 1 Accent 4" w:semiHidden="0" w:uiPriority="67" w:unhideWhenUsed="0"/>
-    <w:lsdException w:name="Medium Grid 2 Accent 4" w:semiHidden="0" w:uiPriority="68" w:unhideWhenUsed="0"/>
-    <w:lsdException w:name="Medium Grid 3 Accent 4" w:semiHidden="0" w:uiPriority="69" w:unhideWhenUsed="0"/>
-    <w:lsdException w:name="Dark List Accent 4" w:semiHidden="0" w:uiPriority="70" w:unhideWhenUsed="0"/>
-    <w:lsdException w:name="Colorful Shading Accent 4" w:semiHidden="0" w:uiPriority="71" w:unhideWhenUsed="0"/>
-    <w:lsdException w:name="Colorful List Accent 4" w:semiHidden="0" w:uiPriority="72" w:unhideWhenUsed="0"/>
-    <w:lsdException w:name="Colorful Grid Accent 4" w:semiHidden="0" w:uiPriority="73" w:unhideWhenUsed="0"/>
-    <w:lsdException w:name="Light Shading Accent 5" w:semiHidden="0" w:uiPriority="60" w:unhideWhenUsed="0"/>
-    <w:lsdException w:name="Light List Accent 5" w:semiHidden="0" w:uiPriority="61" w:unhideWhenUsed="0"/>
-    <w:lsdException w:name="Light Grid Accent 5" w:semiHidden="0" w:uiPriority="62" w:unhideWhenUsed="0"/>
-    <w:lsdException w:name="Medium Shading 1 Accent 5" w:semiHidden="0" w:uiPriority="63" w:unhideWhenUsed="0"/>
-    <w:lsdException w:name="Medium Shading 2 Accent 5" w:semiHidden="0" w:uiPriority="64" w:unhideWhenUsed="0"/>
-    <w:lsdException w:name="Medium List 1 Accent 5" w:semiHidden="0" w:uiPriority="65" w:unhideWhenUsed="0"/>
-    <w:lsdException w:name="Medium List 2 Accent 5" w:semiHidden="0" w:uiPriority="66" w:unhideWhenUsed="0"/>
-    <w:lsdException w:name="Medium Grid 1 Accent 5" w:semiHidden="0" w:uiPriority="67" w:unhideWhenUsed="0"/>
-    <w:lsdException w:name="Medium Grid 2 Accent 5" w:semiHidden="0" w:uiPriority="68" w:unhideWhenUsed="0"/>
-    <w:lsdException w:name="Medium Grid 3 Accent 5" w:semiHidden="0" w:uiPriority="69" w:unhideWhenUsed="0"/>
-    <w:lsdException w:name="Dark List Accent 5" w:semiHidden="0" w:uiPriority="70" w:unhideWhenUsed="0"/>
-    <w:lsdException w:name="Colorful Shading Accent 5" w:semiHidden="0" w:uiPriority="71" w:unhideWhenUsed="0"/>
-    <w:lsdException w:name="Colorful List Accent 5" w:semiHidden="0" w:uiPriority="72" w:unhideWhenUsed="0"/>
-    <w:lsdException w:name="Colorful Grid Accent 5" w:semiHidden="0" w:uiPriority="73" w:unhideWhenUsed="0"/>
-    <w:lsdException w:name="Light Shading Accent 6" w:semiHidden="0" w:uiPriority="60" w:unhideWhenUsed="0"/>
-    <w:lsdException w:name="Light List Accent 6" w:semiHidden="0" w:uiPriority="61" w:unhideWhenUsed="0"/>
-    <w:lsdException w:name="Light Grid Accent 6" w:semiHidden="0" w:uiPriority="62" w:unhideWhenUsed="0"/>
-    <w:lsdException w:name="Medium Shading 1 Accent 6" w:semiHidden="0" w:uiPriority="63" w:unhideWhenUsed="0"/>
-    <w:lsdException w:name="Medium Shading 2 Accent 6" w:semiHidden="0" w:uiPriority="64" w:unhideWhenUsed="0"/>
-    <w:lsdException w:name="Medium List 1 Accent 6" w:semiHidden="0" w:uiPriority="65" w:unhideWhenUsed="0"/>
-    <w:lsdException w:name="Medium List 2 Accent 6" w:semiHidden="0" w:uiPriority="66" w:unhideWhenUsed="0"/>
-    <w:lsdException w:name="Medium Grid 1 Accent 6" w:semiHidden="0" w:uiPriority="67" w:unhideWhenUsed="0"/>
-    <w:lsdException w:name="Medium Grid 2 Accent 6" w:semiHidden="0" w:uiPriority="68" w:unhideWhenUsed="0"/>
-    <w:lsdException w:name="Medium Grid 3 Accent 6" w:semiHidden="0" w:uiPriority="69" w:unhideWhenUsed="0"/>
-    <w:lsdException w:name="Dark List Accent 6" w:semiHidden="0" w:uiPriority="70" w:unhideWhenUsed="0"/>
-    <w:lsdException w:name="Colorful Shading Accent 6" w:semiHidden="0" w:uiPriority="71" w:unhideWhenUsed="0"/>
-    <w:lsdException w:name="Colorful List Accent 6" w:semiHidden="0" w:uiPriority="72" w:unhideWhenUsed="0"/>
-    <w:lsdException w:name="Colorful Grid Accent 6" w:semiHidden="0" w:uiPriority="73" w:unhideWhenUsed="0"/>
-    <w:lsdException w:name="Subtle Emphasis" w:semiHidden="0" w:uiPriority="19" w:unhideWhenUsed="0" w:qFormat="1"/>
-    <w:lsdException w:name="Intense Emphasis" w:semiHidden="0" w:uiPriority="21" w:unhideWhenUsed="0" w:qFormat="1"/>
-    <w:lsdException w:name="Subtle Reference" w:semiHidden="0" w:uiPriority="31" w:unhideWhenUsed="0" w:qFormat="1"/>
-    <w:lsdException w:name="Intense Reference" w:semiHidden="0" w:uiPriority="32" w:unhideWhenUsed="0" w:qFormat="1"/>
-    <w:lsdException w:name="Book Title" w:semiHidden="0" w:uiPriority="33" w:unhideWhenUsed="0" w:qFormat="1"/>
-    <w:lsdException w:name="Bibliography" w:uiPriority="37"/>
-    <w:lsdException w:name="TOC Heading" w:uiPriority="39" w:qFormat="1"/>
-  </w:latentStyles>
-  <w:style w:type="paragraph" w:default="1" w:styleId="a">
-    <w:name w:val="Normal"/>
-    <w:uiPriority w:val="1"/>
-    <w:qFormat/>
-    <w:rPr>
-      <w:rFonts w:ascii="Times New Roman" w:eastAsia="Times New Roman" w:hAnsi="Times New Roman" w:cs="Times New Roman"/>
-      <w:lang w:val="ru-RU"/>
-    </w:rPr>
-  </w:style>
-  <w:style w:type="paragraph" w:styleId="1">
-    <w:name w:val="heading 1"/>
-    <w:basedOn w:val="a"/>
-    <w:uiPriority w:val="1"/>
-    <w:qFormat/>
-    <w:pPr>
-      <w:spacing w:before="1"/>
-      <w:ind w:left="5" w:right="6"/>
-      <w:jc w:val="center"/>
-      <w:outlineLvl w:val="0"/>
-    </w:pPr>
-    <w:rPr>
-      <w:b/>
-      <w:bCs/>
-      <w:sz w:val="28"/>
-      <w:szCs w:val="28"/>
-    </w:rPr>
-  </w:style>
-  <w:style w:type="paragraph" w:styleId="2">
-    <w:name w:val="heading 2"/>
-    <w:basedOn w:val="a"/>
-    <w:uiPriority w:val="1"/>
-    <w:qFormat/>
-    <w:pPr>
-      <w:spacing w:before="2" w:line="273" w:lineRule="exact"/>
-      <w:ind w:left="4" w:right="10"/>
-      <w:jc w:val="center"/>
-      <w:outlineLvl w:val="1"/>
-    </w:pPr>
-    <w:rPr>
-      <w:b/>
-      <w:bCs/>
-      <w:sz w:val="24"/>
-      <w:szCs w:val="24"/>
-    </w:rPr>
-  </w:style>
-  <w:style w:type="character" w:default="1" w:styleId="a0">
-    <w:name w:val="Default Paragraph Font"/>
-    <w:uiPriority w:val="1"/>
-    <w:semiHidden/>
-    <w:unhideWhenUsed/>
-  </w:style>
-  <w:style w:type="table" w:default="1" w:styleId="a1">
-    <w:name w:val="Normal Table"/>
-    <w:uiPriority w:val="99"/>
-    <w:semiHidden/>
-    <w:unhideWhenUsed/>
-    <w:tblPr>
-      <w:tblInd w:w="0" w:type="dxa"/>
-      <w:tblCellMar>
-        <w:top w:w="0" w:type="dxa"/>
-        <w:left w:w="108" w:type="dxa"/>
-        <w:bottom w:w="0" w:type="dxa"/>
-        <w:right w:w="108" w:type="dxa"/>
-      </w:tblCellMar>
-    </w:tblPr>
-  </w:style>
-  <w:style w:type="numbering" w:default="1" w:styleId="a2">
-    <w:name w:val="No List"/>
-    <w:uiPriority w:val="99"/>
-    <w:semiHidden/>
-    <w:unhideWhenUsed/>
-  </w:style>
-  <w:style w:type="table" w:customStyle="1" w:styleId="TableNormal">
-    <w:name w:val="Table Normal"/>
-    <w:uiPriority w:val="2"/>
-    <w:semiHidden/>
-    <w:unhideWhenUsed/>
-    <w:qFormat/>
-    <w:tblPr>
-      <w:tblInd w:w="0" w:type="dxa"/>
-      <w:tblCellMar>
-        <w:top w:w="0" w:type="dxa"/>
-        <w:left w:w="0" w:type="dxa"/>
-        <w:bottom w:w="0" w:type="dxa"/>
-        <w:right w:w="0" w:type="dxa"/>
-      </w:tblCellMar>
-    </w:tblPr>
-  </w:style>
-  <w:style w:type="paragraph" w:styleId="a3">
-    <w:name w:val="Body Text"/>
-    <w:basedOn w:val="a"/>
-    <w:uiPriority w:val="1"/>
-    <w:qFormat/>
-    <w:pPr>
-      <w:ind w:left="141"/>
-      <w:jc w:val="both"/>
-    </w:pPr>
-    <w:rPr>
-      <w:sz w:val="24"/>
-      <w:szCs w:val="24"/>
-    </w:rPr>
-  </w:style>
-  <w:style w:type="paragraph" w:styleId="a4">
-    <w:name w:val="List Paragraph"/>
-    <w:basedOn w:val="a"/>
-    <w:uiPriority w:val="1"/>
-    <w:qFormat/>
-  </w:style>
-  <w:style w:type="paragraph" w:customStyle="1" w:styleId="TableParagraph">
-    <w:name w:val="Table Paragraph"/>
-    <w:basedOn w:val="a"/>
-    <w:uiPriority w:val="1"/>
-    <w:qFormat/>
-  </w:style>
-  <w:style w:type="paragraph" w:styleId="a5">
-    <w:name w:val="header"/>
-    <w:basedOn w:val="a"/>
-    <w:link w:val="a6"/>
-    <w:uiPriority w:val="99"/>
-    <w:unhideWhenUsed/>
-    <w:rsid w:val="00454D74"/>
-    <w:pPr>
-      <w:tabs>
-        <w:tab w:val="center" w:pos="4677"/>
-        <w:tab w:val="right" w:pos="9355"/>
-      </w:tabs>
-    </w:pPr>
-  </w:style>
-  <w:style w:type="character" w:customStyle="1" w:styleId="a6">
-    <w:name w:val="Верхний колонтитул Знак"/>
-    <w:basedOn w:val="a0"/>
-    <w:link w:val="a5"/>
-    <w:uiPriority w:val="99"/>
-    <w:rsid w:val="00454D74"/>
-    <w:rPr>
-      <w:rFonts w:ascii="Times New Roman" w:eastAsia="Times New Roman" w:hAnsi="Times New Roman" w:cs="Times New Roman"/>
-      <w:lang w:val="ru-RU"/>
-    </w:rPr>
-  </w:style>
-  <w:style w:type="paragraph" w:styleId="a7">
-    <w:name w:val="footer"/>
-    <w:basedOn w:val="a"/>
-    <w:link w:val="a8"/>
-    <w:uiPriority w:val="99"/>
-    <w:unhideWhenUsed/>
-    <w:rsid w:val="00454D74"/>
-    <w:pPr>
-      <w:tabs>
-        <w:tab w:val="center" w:pos="4677"/>
-        <w:tab w:val="right" w:pos="9355"/>
-      </w:tabs>
-    </w:pPr>
-  </w:style>
-  <w:style w:type="character" w:customStyle="1" w:styleId="a8">
-    <w:name w:val="Нижний колонтитул Знак"/>
-    <w:basedOn w:val="a0"/>
-    <w:link w:val="a7"/>
-    <w:uiPriority w:val="99"/>
-    <w:rsid w:val="00454D74"/>
-    <w:rPr>
-      <w:rFonts w:ascii="Times New Roman" w:eastAsia="Times New Roman" w:hAnsi="Times New Roman" w:cs="Times New Roman"/>
-      <w:lang w:val="ru-RU"/>
-    </w:rPr>
-  </w:style>
-  <w:style w:type="paragraph" w:styleId="a9">
-    <w:name w:val="Balloon Text"/>
-    <w:basedOn w:val="a"/>
-    <w:link w:val="aa"/>
-    <w:uiPriority w:val="99"/>
-    <w:semiHidden/>
-    <w:unhideWhenUsed/>
-    <w:rsid w:val="00454D74"/>
-    <w:rPr>
-      <w:rFonts w:ascii="Tahoma" w:hAnsi="Tahoma" w:cs="Tahoma"/>
-      <w:sz w:val="16"/>
-      <w:szCs w:val="16"/>
-    </w:rPr>
-  </w:style>
-  <w:style w:type="character" w:customStyle="1" w:styleId="aa">
-    <w:name w:val="Текст выноски Знак"/>
-    <w:basedOn w:val="a0"/>
-    <w:link w:val="a9"/>
-    <w:uiPriority w:val="99"/>
-    <w:semiHidden/>
-    <w:rsid w:val="00454D74"/>
-    <w:rPr>
-      <w:rFonts w:ascii="Tahoma" w:eastAsia="Times New Roman" w:hAnsi="Tahoma" w:cs="Tahoma"/>
-      <w:sz w:val="16"/>
-      <w:szCs w:val="16"/>
-      <w:lang w:val="ru-RU"/>
-    </w:rPr>
-  </w:style>
-</w:styles>
-</file>
-
-<file path=word/stylesWithEffects.xml><?xml version="1.0" encoding="utf-8"?>
-<w:styles xmlns:wpc="http://schemas.microsoft.com/office/word/2010/wordprocessingCanvas" xmlns:mc="http://schemas.openxmlformats.org/markup-compatibility/2006" xmlns:o="urn:schemas-microsoft-com:office:office" xmlns:r="http://schemas.openxmlformats.org/officeDocument/2006/relationships" xmlns:m="http://schemas.openxmlformats.org/officeDocument/2006/math" xmlns:v="urn:schemas-microsoft-com:vml" xmlns:wp14="http://schemas.microsoft.com/office/word/2010/wordprocessingDrawing" xmlns:wp="http://schemas.openxmlformats.org/drawingml/2006/wordprocessingDrawing" xmlns:w10="urn:schemas-microsoft-com:office:word" xmlns:w="http://schemas.openxmlformats.org/wordprocessingml/2006/main" xmlns:w14="http://schemas.microsoft.com/office/word/2010/wordml" xmlns:wpg="http://schemas.microsoft.com/office/word/2010/wordprocessingGroup" xmlns:wpi="http://schemas.microsoft.com/office/word/2010/wordprocessingInk" xmlns:wne="http://schemas.microsoft.com/office/word/2006/wordml" xmlns:wps="http://schemas.microsoft.com/office/word/2010/wordprocessingShape" mc:Ignorable="w14 wp14">
-  <w:docDefaults>
-    <w:rPrDefault>
-      <w:rPr>
-        <w:rFonts w:asciiTheme="minorHAnsi" w:eastAsiaTheme="minorHAnsi" w:hAnsiTheme="minorHAnsi" w:cstheme="minorBidi"/>
-        <w:sz w:val="22"/>
-        <w:szCs w:val="22"/>
-        <w:lang w:val="en-US" w:eastAsia="en-US" w:bidi="ar-SA"/>
-      </w:rPr>
-    </w:rPrDefault>
-    <w:pPrDefault>
-      <w:pPr>
-        <w:widowControl w:val="0"/>
-        <w:autoSpaceDE w:val="0"/>
-        <w:autoSpaceDN w:val="0"/>
-      </w:pPr>
-    </w:pPrDefault>
-  </w:docDefaults>
-  <w:latentStyles w:defLockedState="0" w:defUIPriority="99" w:defSemiHidden="1" w:defUnhideWhenUsed="1" w:defQFormat="0" w:count="267">
-    <w:lsdException w:name="Normal" w:semiHidden="0" w:uiPriority="0" w:unhideWhenUsed="0" w:qFormat="1"/>
-    <w:lsdException w:name="heading 1" w:semiHidden="0" w:uiPriority="9" w:unhideWhenUsed="0" w:qFormat="1"/>
-    <w:lsdException w:name="heading 2" w:uiPriority="9" w:qFormat="1"/>
-    <w:lsdException w:name="heading 3" w:uiPriority="9" w:qFormat="1"/>
-    <w:lsdException w:name="heading 4" w:uiPriority="9" w:qFormat="1"/>
-    <w:lsdException w:name="heading 5" w:uiPriority="9" w:qFormat="1"/>
-    <w:lsdException w:name="heading 6" w:uiPriority="9" w:qFormat="1"/>
-    <w:lsdException w:name="heading 7" w:uiPriority="9" w:qFormat="1"/>
-    <w:lsdException w:name="heading 8" w:uiPriority="9" w:qFormat="1"/>
-    <w:lsdException w:name="heading 9" w:uiPriority="9" w:qFormat="1"/>
-    <w:lsdException w:name="toc 1" w:uiPriority="39"/>
-    <w:lsdException w:name="toc 2" w:uiPriority="39"/>
-    <w:lsdException w:name="toc 3" w:uiPriority="39"/>
-    <w:lsdException w:name="toc 4" w:uiPriority="39"/>
-    <w:lsdException w:name="toc 5" w:uiPriority="39"/>
-    <w:lsdException w:name="toc 6" w:uiPriority="39"/>
-    <w:lsdException w:name="toc 7" w:uiPriority="39"/>
-    <w:lsdException w:name="toc 8" w:uiPriority="39"/>
-    <w:lsdException w:name="toc 9" w:uiPriority="39"/>
-    <w:lsdException w:name="caption" w:uiPriority="35" w:qFormat="1"/>
-    <w:lsdException w:name="Title" w:semiHidden="0" w:uiPriority="10" w:unhideWhenUsed="0" w:qFormat="1"/>
-    <w:lsdException w:name="Default Paragraph Font" w:uiPriority="1"/>
-    <w:lsdException w:name="Subtitle" w:semiHidden="0" w:uiPriority="11" w:unhideWhenUsed="0" w:qFormat="1"/>
-    <w:lsdException w:name="Strong" w:semiHidden="0" w:uiPriority="22" w:unhideWhenUsed="0" w:qFormat="1"/>
-    <w:lsdException w:name="Emphasis" w:semiHidden="0" w:uiPriority="20" w:unhideWhenUsed="0" w:qFormat="1"/>
-    <w:lsdException w:name="Table Grid" w:semiHidden="0" w:uiPriority="59" w:unhideWhenUsed="0"/>
-    <w:lsdException w:name="Placeholder Text" w:unhideWhenUsed="0"/>
-    <w:lsdException w:name="No Spacing" w:semiHidden="0" w:uiPriority="1" w:unhideWhenUsed="0" w:qFormat="1"/>
-    <w:lsdException w:name="Light Shading" w:semiHidden="0" w:uiPriority="60" w:unhideWhenUsed="0"/>
-    <w:lsdException w:name="Light List" w:semiHidden="0" w:uiPriority="61" w:unhideWhenUsed="0"/>
-    <w:lsdException w:name="Light Grid" w:semiHidden="0" w:uiPriority="62" w:unhideWhenUsed="0"/>
-    <w:lsdException w:name="Medium Shading 1" w:semiHidden="0" w:uiPriority="63" w:unhideWhenUsed="0"/>
-    <w:lsdException w:name="Medium Shading 2" w:semiHidden="0" w:uiPriority="64" w:unhideWhenUsed="0"/>
-    <w:lsdException w:name="Medium List 1" w:semiHidden="0" w:uiPriority="65" w:unhideWhenUsed="0"/>
-    <w:lsdException w:name="Medium List 2" w:semiHidden="0" w:uiPriority="66" w:unhideWhenUsed="0"/>
-    <w:lsdException w:name="Medium Grid 1" w:semiHidden="0" w:uiPriority="67" w:unhideWhenUsed="0"/>
-    <w:lsdException w:name="Medium Grid 2" w:semiHidden="0" w:uiPriority="68" w:unhideWhenUsed="0"/>
-    <w:lsdException w:name="Medium Grid 3" w:semiHidden="0" w:uiPriority="69" w:unhideWhenUsed="0"/>
-    <w:lsdException w:name="Dark List" w:semiHidden="0" w:uiPriority="70" w:unhideWhenUsed="0"/>
-    <w:lsdException w:name="Colorful Shading" w:semiHidden="0" w:uiPriority="71" w:unhideWhenUsed="0"/>
-    <w:lsdException w:name="Colorful List" w:semiHidden="0" w:uiPriority="72" w:unhideWhenUsed="0"/>
-    <w:lsdException w:name="Colorful Grid" w:semiHidden="0" w:uiPriority="73" w:unhideWhenUsed="0"/>
-    <w:lsdException w:name="Light Shading Accent 1" w:semiHidden="0" w:uiPriority="60" w:unhideWhenUsed="0"/>
-    <w:lsdException w:name="Light List Accent 1" w:semiHidden="0" w:uiPriority="61" w:unhideWhenUsed="0"/>
-    <w:lsdException w:name="Light Grid Accent 1" w:semiHidden="0" w:uiPriority="62" w:unhideWhenUsed="0"/>
-    <w:lsdException w:name="Medium Shading 1 Accent 1" w:semiHidden="0" w:uiPriority="63" w:unhideWhenUsed="0"/>
-    <w:lsdException w:name="Medium Shading 2 Accent 1" w:semiHidden="0" w:uiPriority="64" w:unhideWhenUsed="0"/>
-    <w:lsdException w:name="Medium List 1 Accent 1" w:semiHidden="0" w:uiPriority="65" w:unhideWhenUsed="0"/>
-    <w:lsdException w:name="Revision" w:unhideWhenUsed="0"/>
-    <w:lsdException w:name="List Paragraph" w:semiHidden="0" w:uiPriority="34" w:unhideWhenUsed="0" w:qFormat="1"/>
-    <w:lsdException w:name="Quote" w:semiHidden="0" w:uiPriority="29" w:unhideWhenUsed="0" w:qFormat="1"/>
-    <w:lsdException w:name="Intense Quote" w:semiHidden="0" w:uiPriority="30" w:unhideWhenUsed="0" w:qFormat="1"/>
-    <w:lsdException w:name="Medium List 2 Accent 1" w:semiHidden="0" w:uiPriority="66" w:unhideWhenUsed="0"/>
-    <w:lsdException w:name="Medium Grid 1 Accent 1" w:semiHidden="0" w:uiPriority="67" w:unhideWhenUsed="0"/>
-    <w:lsdException w:name="Medium Grid 2 Accent 1" w:semiHidden="0" w:uiPriority="68" w:unhideWhenUsed="0"/>
-    <w:lsdException w:name="Medium Grid 3 Accent 1" w:semiHidden="0" w:uiPriority="69" w:unhideWhenUsed="0"/>
-    <w:lsdException w:name="Dark List Accent 1" w:semiHidden="0" w:uiPriority="70" w:unhideWhenUsed="0"/>
-    <w:lsdException w:name="Colorful Shading Accent 1" w:semiHidden="0" w:uiPriority="71" w:unhideWhenUsed="0"/>
-    <w:lsdException w:name="Colorful List Accent 1" w:semiHidden="0" w:uiPriority="72" w:unhideWhenUsed="0"/>
-    <w:lsdException w:name="Colorful Grid Accent 1" w:semiHidden="0" w:uiPriority="73" w:unhideWhenUsed="0"/>
-    <w:lsdException w:name="Light Shading Accent 2" w:semiHidden="0" w:uiPriority="60" w:unhideWhenUsed="0"/>
-    <w:lsdException w:name="Light List Accent 2" w:semiHidden="0" w:uiPriority="61" w:unhideWhenUsed="0"/>
-    <w:lsdException w:name="Light Grid Accent 2" w:semiHidden="0" w:uiPriority="62" w:unhideWhenUsed="0"/>
-    <w:lsdException w:name="Medium Shading 1 Accent 2" w:semiHidden="0" w:uiPriority="63" w:unhideWhenUsed="0"/>
-    <w:lsdException w:name="Medium Shading 2 Accent 2" w:semiHidden="0" w:uiPriority="64" w:unhideWhenUsed="0"/>
-    <w:lsdException w:name="Medium List 1 Accent 2" w:semiHidden="0" w:uiPriority="65" w:unhideWhenUsed="0"/>
-    <w:lsdException w:name="Medium List 2 Accent 2" w:semiHidden="0" w:uiPriority="66" w:unhideWhenUsed="0"/>
-    <w:lsdException w:name="Medium Grid 1 Accent 2" w:semiHidden="0" w:uiPriority="67" w:unhideWhenUsed="0"/>
-    <w:lsdException w:name="Medium Grid 2 Accent 2" w:semiHidden="0" w:uiPriority="68" w:unhideWhenUsed="0"/>
-    <w:lsdException w:name="Medium Grid 3 Accent 2" w:semiHidden="0" w:uiPriority="69" w:unhideWhenUsed="0"/>
-    <w:lsdException w:name="Dark List Accent 2" w:semiHidden="0" w:uiPriority="70" w:unhideWhenUsed="0"/>
-    <w:lsdException w:name="Colorful Shading Accent 2" w:semiHidden="0" w:uiPriority="71" w:unhideWhenUsed="0"/>
-    <w:lsdException w:name="Colorful List Accent 2" w:semiHidden="0" w:uiPriority="72" w:unhideWhenUsed="0"/>
-    <w:lsdException w:name="Colorful Grid Accent 2" w:semiHidden="0" w:uiPriority="73" w:unhideWhenUsed="0"/>
-    <w:lsdException w:name="Light Shading Accent 3" w:semiHidden="0" w:uiPriority="60" w:unhideWhenUsed="0"/>
-    <w:lsdException w:name="Light List Accent 3" w:semiHidden="0" w:uiPriority="61" w:unhideWhenUsed="0"/>
-    <w:lsdException w:name="Light Grid Accent 3" w:semiHidden="0" w:uiPriority="62" w:unhideWhenUsed="0"/>
-    <w:lsdException w:name="Medium Shading 1 Accent 3" w:semiHidden="0" w:uiPriority="63" w:unhideWhenUsed="0"/>
-    <w:lsdException w:name="Medium Shading 2 Accent 3" w:semiHidden="0" w:uiPriority="64" w:unhideWhenUsed="0"/>
-    <w:lsdException w:name="Medium List 1 Accent 3" w:semiHidden="0" w:uiPriority="65" w:unhideWhenUsed="0"/>
-    <w:lsdException w:name="Medium List 2 Accent 3" w:semiHidden="0" w:uiPriority="66" w:unhideWhenUsed="0"/>
-    <w:lsdException w:name="Medium Grid 1 Accent 3" w:semiHidden="0" w:uiPriority="67" w:unhideWhenUsed="0"/>
-    <w:lsdException w:name="Medium Grid 2 Accent 3" w:semiHidden="0" w:uiPriority="68" w:unhideWhenUsed="0"/>
-    <w:lsdException w:name="Medium Grid 3 Accent 3" w:semiHidden="0" w:uiPriority="69" w:unhideWhenUsed="0"/>
-    <w:lsdException w:name="Dark List Accent 3" w:semiHidden="0" w:uiPriority="70" w:unhideWhenUsed="0"/>
-    <w:lsdException w:name="Colorful Shading Accent 3" w:semiHidden="0" w:uiPriority="71" w:unhideWhenUsed="0"/>
-    <w:lsdException w:name="Colorful List Accent 3" w:semiHidden="0" w:uiPriority="72" w:unhideWhenUsed="0"/>
-    <w:lsdException w:name="Colorful Grid Accent 3" w:semiHidden="0" w:uiPriority="73" w:unhideWhenUsed="0"/>
-    <w:lsdException w:name="Light Shading Accent 4" w:semiHidden="0" w:uiPriority="60" w:unhideWhenUsed="0"/>
-    <w:lsdException w:name="Light List Accent 4" w:semiHidden="0" w:uiPriority="61" w:unhideWhenUsed="0"/>
-    <w:lsdException w:name="Light Grid Accent 4" w:semiHidden="0" w:uiPriority="62" w:unhideWhenUsed="0"/>
-    <w:lsdException w:name="Medium Shading 1 Accent 4" w:semiHidden="0" w:uiPriority="63" w:unhideWhenUsed="0"/>
-    <w:lsdException w:name="Medium Shading 2 Accent 4" w:semiHidden="0" w:uiPriority="64" w:unhideWhenUsed="0"/>
-    <w:lsdException w:name="Medium List 1 Accent 4" w:semiHidden="0" w:uiPriority="65" w:unhideWhenUsed="0"/>
-    <w:lsdException w:name="Medium List 2 Accent 4" w:semiHidden="0" w:uiPriority="66" w:unhideWhenUsed="0"/>
-    <w:lsdException w:name="Medium Grid 1 Accent 4" w:semiHidden="0" w:uiPriority="67" w:unhideWhenUsed="0"/>
-    <w:lsdException w:name="Medium Grid 2 Accent 4" w:semiHidden="0" w:uiPriority="68" w:unhideWhenUsed="0"/>
-    <w:lsdException w:name="Medium Grid 3 Accent 4" w:semiHidden="0" w:uiPriority="69" w:unhideWhenUsed="0"/>
-    <w:lsdException w:name="Dark List Accent 4" w:semiHidden="0" w:uiPriority="70" w:unhideWhenUsed="0"/>
-    <w:lsdException w:name="Colorful Shading Accent 4" w:semiHidden="0" w:uiPriority="71" w:unhideWhenUsed="0"/>
-    <w:lsdException w:name="Colorful List Accent 4" w:semiHidden="0" w:uiPriority="72" w:unhideWhenUsed="0"/>
-    <w:lsdException w:name="Colorful Grid Accent 4" w:semiHidden="0" w:uiPriority="73" w:unhideWhenUsed="0"/>
-    <w:lsdException w:name="Light Shading Accent 5" w:semiHidden="0" w:uiPriority="60" w:unhideWhenUsed="0"/>
-    <w:lsdException w:name="Light List Accent 5" w:semiHidden="0" w:uiPriority="61" w:unhideWhenUsed="0"/>
-    <w:lsdException w:name="Light Grid Accent 5" w:semiHidden="0" w:uiPriority="62" w:unhideWhenUsed="0"/>
-    <w:lsdException w:name="Medium Shading 1 Accent 5" w:semiHidden="0" w:uiPriority="63" w:unhideWhenUsed="0"/>
-    <w:lsdException w:name="Medium Shading 2 Accent 5" w:semiHidden="0" w:uiPriority="64" w:unhideWhenUsed="0"/>
-    <w:lsdException w:name="Medium List 1 Accent 5" w:semiHidden="0" w:uiPriority="65" w:unhideWhenUsed="0"/>
-    <w:lsdException w:name="Medium List 2 Accent 5" w:semiHidden="0" w:uiPriority="66" w:unhideWhenUsed="0"/>
-    <w:lsdException w:name="Medium Grid 1 Accent 5" w:semiHidden="0" w:uiPriority="67" w:unhideWhenUsed="0"/>
-    <w:lsdException w:name="Medium Grid 2 Accent 5" w:semiHidden="0" w:uiPriority="68" w:unhideWhenUsed="0"/>
-    <w:lsdException w:name="Medium Grid 3 Accent 5" w:semiHidden="0" w:uiPriority="69" w:unhideWhenUsed="0"/>
-    <w:lsdException w:name="Dark List Accent 5" w:semiHidden="0" w:uiPriority="70" w:unhideWhenUsed="0"/>
-    <w:lsdException w:name="Colorful Shading Accent 5" w:semiHidden="0" w:uiPriority="71" w:unhideWhenUsed="0"/>
-    <w:lsdException w:name="Colorful List Accent 5" w:semiHidden="0" w:uiPriority="72" w:unhideWhenUsed="0"/>
-    <w:lsdException w:name="Colorful Grid Accent 5" w:semiHidden="0" w:uiPriority="73" w:unhideWhenUsed="0"/>
-    <w:lsdException w:name="Light Shading Accent 6" w:semiHidden="0" w:uiPriority="60" w:unhideWhenUsed="0"/>
-    <w:lsdException w:name="Light List Accent 6" w:semiHidden="0" w:uiPriority="61" w:unhideWhenUsed="0"/>
-    <w:lsdException w:name="Light Grid Accent 6" w:semiHidden="0" w:uiPriority="62" w:unhideWhenUsed="0"/>
-    <w:lsdException w:name="Medium Shading 1 Accent 6" w:semiHidden="0" w:uiPriority="63" w:unhideWhenUsed="0"/>
-    <w:lsdException w:name="Medium Shading 2 Accent 6" w:semiHidden="0" w:uiPriority="64" w:unhideWhenUsed="0"/>
-    <w:lsdException w:name="Medium List 1 Accent 6" w:semiHidden="0" w:uiPriority="65" w:unhideWhenUsed="0"/>
-    <w:lsdException w:name="Medium List 2 Accent 6" w:semiHidden="0" w:uiPriority="66" w:unhideWhenUsed="0"/>
-    <w:lsdException w:name="Medium Grid 1 Accent 6" w:semiHidden="0" w:uiPriority="67" w:unhideWhenUsed="0"/>
-    <w:lsdException w:name="Medium Grid 2 Accent 6" w:semiHidden="0" w:uiPriority="68" w:unhideWhenUsed="0"/>
-    <w:lsdException w:name="Medium Grid 3 Accent 6" w:semiHidden="0" w:uiPriority="69" w:unhideWhenUsed="0"/>
-    <w:lsdException w:name="Dark List Accent 6" w:semiHidden="0" w:uiPriority="70" w:unhideWhenUsed="0"/>
-    <w:lsdException w:name="Colorful Shading Accent 6" w:semiHidden="0" w:uiPriority="71" w:unhideWhenUsed="0"/>
-    <w:lsdException w:name="Colorful List Accent 6" w:semiHidden="0" w:uiPriority="72" w:unhideWhenUsed="0"/>
-    <w:lsdException w:name="Colorful Grid Accent 6" w:semiHidden="0" w:uiPriority="73" w:unhideWhenUsed="0"/>
-    <w:lsdException w:name="Subtle Emphasis" w:semiHidden="0" w:uiPriority="19" w:unhideWhenUsed="0" w:qFormat="1"/>
-    <w:lsdException w:name="Intense Emphasis" w:semiHidden="0" w:uiPriority="21" w:unhideWhenUsed="0" w:qFormat="1"/>
-    <w:lsdException w:name="Subtle Reference" w:semiHidden="0" w:uiPriority="31" w:unhideWhenUsed="0" w:qFormat="1"/>
-    <w:lsdException w:name="Intense Reference" w:semiHidden="0" w:uiPriority="32" w:unhideWhenUsed="0" w:qFormat="1"/>
-    <w:lsdException w:name="Book Title" w:semiHidden="0" w:uiPriority="33" w:unhideWhenUsed="0" w:qFormat="1"/>
-    <w:lsdException w:name="Bibliography" w:uiPriority="37"/>
-    <w:lsdException w:name="TOC Heading" w:uiPriority="39" w:qFormat="1"/>
+  <w:latentStyles w:defLockedState="0" w:defUIPriority="99" w:defSemiHidden="0" w:defUnhideWhenUsed="0" w:defQFormat="0" w:count="376">
+    <w:lsdException w:name="Normal" w:uiPriority="0" w:qFormat="1"/>
+    <w:lsdException w:name="heading 1" w:uiPriority="9" w:qFormat="1"/>
+    <w:lsdException w:name="heading 2" w:semiHidden="1" w:uiPriority="9" w:unhideWhenUsed="1" w:qFormat="1"/>
+    <w:lsdException w:name="heading 3" w:semiHidden="1" w:uiPriority="9" w:unhideWhenUsed="1" w:qFormat="1"/>
+    <w:lsdException w:name="heading 4" w:semiHidden="1" w:uiPriority="9" w:unhideWhenUsed="1" w:qFormat="1"/>
+    <w:lsdException w:name="heading 5" w:semiHidden="1" w:uiPriority="9" w:unhideWhenUsed="1" w:qFormat="1"/>
+    <w:lsdException w:name="heading 6" w:semiHidden="1" w:uiPriority="9" w:unhideWhenUsed="1" w:qFormat="1"/>
+    <w:lsdException w:name="heading 7" w:semiHidden="1" w:uiPriority="9" w:unhideWhenUsed="1" w:qFormat="1"/>
+    <w:lsdException w:name="heading 8" w:semiHidden="1" w:uiPriority="9" w:unhideWhenUsed="1" w:qFormat="1"/>
+    <w:lsdException w:name="heading 9" w:semiHidden="1" w:uiPriority="9" w:unhideWhenUsed="1" w:qFormat="1"/>
+    <w:lsdException w:name="index 1" w:semiHidden="1" w:unhideWhenUsed="1"/>
+    <w:lsdException w:name="index 2" w:semiHidden="1" w:unhideWhenUsed="1"/>
+    <w:lsdException w:name="index 3" w:semiHidden="1" w:unhideWhenUsed="1"/>
+    <w:lsdException w:name="index 4" w:semiHidden="1" w:unhideWhenUsed="1"/>
+    <w:lsdException w:name="index 5" w:semiHidden="1" w:unhideWhenUsed="1"/>
+    <w:lsdException w:name="index 6" w:semiHidden="1" w:unhideWhenUsed="1"/>
+    <w:lsdException w:name="index 7" w:semiHidden="1" w:unhideWhenUsed="1"/>
+    <w:lsdException w:name="index 8" w:semiHidden="1" w:unhideWhenUsed="1"/>
+    <w:lsdException w:name="index 9" w:semiHidden="1" w:unhideWhenUsed="1"/>
+    <w:lsdException w:name="toc 1" w:semiHidden="1" w:uiPriority="39" w:unhideWhenUsed="1"/>
+    <w:lsdException w:name="toc 2" w:semiHidden="1" w:uiPriority="39" w:unhideWhenUsed="1"/>
+    <w:lsdException w:name="toc 3" w:semiHidden="1" w:uiPriority="39" w:unhideWhenUsed="1"/>
+    <w:lsdException w:name="toc 4" w:semiHidden="1" w:uiPriority="39" w:unhideWhenUsed="1"/>
+    <w:lsdException w:name="toc 5" w:semiHidden="1" w:uiPriority="39" w:unhideWhenUsed="1"/>
+    <w:lsdException w:name="toc 6" w:semiHidden="1" w:uiPriority="39" w:unhideWhenUsed="1"/>
+    <w:lsdException w:name="toc 7" w:semiHidden="1" w:uiPriority="39" w:unhideWhenUsed="1"/>
+    <w:lsdException w:name="toc 8" w:semiHidden="1" w:uiPriority="39" w:unhideWhenUsed="1"/>
+    <w:lsdException w:name="toc 9" w:semiHidden="1" w:uiPriority="39" w:unhideWhenUsed="1"/>
+    <w:lsdException w:name="Normal Indent" w:semiHidden="1" w:unhideWhenUsed="1"/>
+    <w:lsdException w:name="footnote text" w:semiHidden="1" w:unhideWhenUsed="1"/>
+    <w:lsdException w:name="annotation text" w:semiHidden="1" w:unhideWhenUsed="1"/>
+    <w:lsdException w:name="header" w:semiHidden="1" w:unhideWhenUsed="1"/>
+    <w:lsdException w:name="footer" w:semiHidden="1" w:unhideWhenUsed="1"/>
+    <w:lsdException w:name="index heading" w:semiHidden="1" w:unhideWhenUsed="1"/>
+    <w:lsdException w:name="caption" w:semiHidden="1" w:uiPriority="35" w:unhideWhenUsed="1" w:qFormat="1"/>
+    <w:lsdException w:name="table of figures" w:semiHidden="1" w:unhideWhenUsed="1"/>
+    <w:lsdException w:name="envelope address" w:semiHidden="1" w:unhideWhenUsed="1"/>
+    <w:lsdException w:name="envelope return" w:semiHidden="1" w:unhideWhenUsed="1"/>
+    <w:lsdException w:name="footnote reference" w:semiHidden="1" w:unhideWhenUsed="1"/>
+    <w:lsdException w:name="annotation reference" w:semiHidden="1" w:unhideWhenUsed="1"/>
+    <w:lsdException w:name="line number" w:semiHidden="1" w:unhideWhenUsed="1"/>
+    <w:lsdException w:name="page number" w:semiHidden="1" w:unhideWhenUsed="1"/>
+    <w:lsdException w:name="endnote reference" w:semiHidden="1" w:unhideWhenUsed="1"/>
+    <w:lsdException w:name="endnote text" w:semiHidden="1" w:unhideWhenUsed="1"/>
+    <w:lsdException w:name="table of authorities" w:semiHidden="1" w:unhideWhenUsed="1"/>
+    <w:lsdException w:name="macro" w:semiHidden="1" w:unhideWhenUsed="1"/>
+    <w:lsdException w:name="toa heading" w:semiHidden="1" w:unhideWhenUsed="1"/>
+    <w:lsdException w:name="List" w:semiHidden="1" w:unhideWhenUsed="1"/>
+    <w:lsdException w:name="List Bullet" w:semiHidden="1" w:unhideWhenUsed="1"/>
+    <w:lsdException w:name="List Number" w:semiHidden="1" w:unhideWhenUsed="1"/>
+    <w:lsdException w:name="List 2" w:semiHidden="1" w:unhideWhenUsed="1"/>
+    <w:lsdException w:name="List 3" w:semiHidden="1" w:unhideWhenUsed="1"/>
+    <w:lsdException w:name="List 4" w:semiHidden="1" w:unhideWhenUsed="1"/>
+    <w:lsdException w:name="List 5" w:semiHidden="1" w:unhideWhenUsed="1"/>
+    <w:lsdException w:name="List Bullet 2" w:semiHidden="1" w:unhideWhenUsed="1"/>
+    <w:lsdException w:name="List Bullet 3" w:semiHidden="1" w:unhideWhenUsed="1"/>
+    <w:lsdException w:name="List Bullet 4" w:semiHidden="1" w:unhideWhenUsed="1"/>
+    <w:lsdException w:name="List Bullet 5" w:semiHidden="1" w:unhideWhenUsed="1"/>
+    <w:lsdException w:name="List Number 2" w:semiHidden="1" w:unhideWhenUsed="1"/>
+    <w:lsdException w:name="List Number 3" w:semiHidden="1" w:unhideWhenUsed="1"/>
+    <w:lsdException w:name="List Number 4" w:semiHidden="1" w:unhideWhenUsed="1"/>
+    <w:lsdException w:name="List Number 5" w:semiHidden="1" w:unhideWhenUsed="1"/>
+    <w:lsdException w:name="Title" w:uiPriority="10" w:qFormat="1"/>
+    <w:lsdException w:name="Closing" w:semiHidden="1" w:unhideWhenUsed="1"/>
+    <w:lsdException w:name="Signature" w:semiHidden="1" w:unhideWhenUsed="1"/>
+    <w:lsdException w:name="Default Paragraph Font" w:semiHidden="1" w:uiPriority="1" w:unhideWhenUsed="1"/>
+    <w:lsdException w:name="Body Text" w:semiHidden="1" w:unhideWhenUsed="1"/>
+    <w:lsdException w:name="Body Text Indent" w:semiHidden="1" w:unhideWhenUsed="1"/>
+    <w:lsdException w:name="List Continue" w:semiHidden="1" w:unhideWhenUsed="1"/>
+    <w:lsdException w:name="List Continue 2" w:semiHidden="1" w:unhideWhenUsed="1"/>
+    <w:lsdException w:name="List Continue 3" w:semiHidden="1" w:unhideWhenUsed="1"/>
+    <w:lsdException w:name="List Continue 4" w:semiHidden="1" w:unhideWhenUsed="1"/>
+    <w:lsdException w:name="List Continue 5" w:semiHidden="1" w:unhideWhenUsed="1"/>
+    <w:lsdException w:name="Message Header" w:semiHidden="1" w:unhideWhenUsed="1"/>
+    <w:lsdException w:name="Subtitle" w:uiPriority="11" w:qFormat="1"/>
+    <w:lsdException w:name="Salutation" w:semiHidden="1" w:unhideWhenUsed="1"/>
+    <w:lsdException w:name="Date" w:semiHidden="1" w:unhideWhenUsed="1"/>
+    <w:lsdException w:name="Body Text First Indent" w:semiHidden="1" w:unhideWhenUsed="1"/>
+    <w:lsdException w:name="Body Text First Indent 2" w:semiHidden="1" w:unhideWhenUsed="1"/>
+    <w:lsdException w:name="Note Heading" w:semiHidden="1" w:unhideWhenUsed="1"/>
+    <w:lsdException w:name="Body Text 2" w:semiHidden="1" w:unhideWhenUsed="1"/>
+    <w:lsdException w:name="Body Text 3" w:semiHidden="1" w:unhideWhenUsed="1"/>
+    <w:lsdException w:name="Body Text Indent 2" w:semiHidden="1" w:unhideWhenUsed="1"/>
+    <w:lsdException w:name="Body Text Indent 3" w:semiHidden="1" w:unhideWhenUsed="1"/>
+    <w:lsdException w:name="Block Text" w:semiHidden="1" w:unhideWhenUsed="1"/>
+    <w:lsdException w:name="Hyperlink" w:semiHidden="1" w:unhideWhenUsed="1"/>
+    <w:lsdException w:name="FollowedHyperlink" w:semiHidden="1" w:unhideWhenUsed="1"/>
+    <w:lsdException w:name="Strong" w:uiPriority="22" w:qFormat="1"/>
+    <w:lsdException w:name="Emphasis" w:uiPriority="20" w:qFormat="1"/>
+    <w:lsdException w:name="Document Map" w:semiHidden="1" w:unhideWhenUsed="1"/>
+    <w:lsdException w:name="Plain Text" w:semiHidden="1" w:unhideWhenUsed="1"/>
+    <w:lsdException w:name="E-mail Signature" w:semiHidden="1" w:unhideWhenUsed="1"/>
+    <w:lsdException w:name="HTML Top of Form" w:semiHidden="1" w:unhideWhenUsed="1"/>
+    <w:lsdException w:name="HTML Bottom of Form" w:semiHidden="1" w:unhideWhenUsed="1"/>
+    <w:lsdException w:name="Normal (Web)" w:semiHidden="1" w:unhideWhenUsed="1"/>
+    <w:lsdException w:name="HTML Acronym" w:semiHidden="1" w:unhideWhenUsed="1"/>
+    <w:lsdException w:name="HTML Address" w:semiHidden="1" w:unhideWhenUsed="1"/>
+    <w:lsdException w:name="HTML Cite" w:semiHidden="1" w:unhideWhenUsed="1"/>
+    <w:lsdException w:name="HTML Code" w:semiHidden="1" w:unhideWhenUsed="1"/>
+    <w:lsdException w:name="HTML Definition" w:semiHidden="1" w:unhideWhenUsed="1"/>
+    <w:lsdException w:name="HTML Keyboard" w:semiHidden="1" w:unhideWhenUsed="1"/>
+    <w:lsdException w:name="HTML Preformatted" w:semiHidden="1" w:unhideWhenUsed="1"/>
+    <w:lsdException w:name="HTML Sample" w:semiHidden="1" w:unhideWhenUsed="1"/>
+    <w:lsdException w:name="HTML Typewriter" w:semiHidden="1" w:unhideWhenUsed="1"/>
+    <w:lsdException w:name="HTML Variable" w:semiHidden="1" w:unhideWhenUsed="1"/>
+    <w:lsdException w:name="Normal Table" w:semiHidden="1" w:unhideWhenUsed="1"/>
+    <w:lsdException w:name="annotation subject" w:semiHidden="1" w:unhideWhenUsed="1"/>
+    <w:lsdException w:name="No List" w:semiHidden="1" w:unhideWhenUsed="1"/>
+    <w:lsdException w:name="Outline List 1" w:semiHidden="1" w:unhideWhenUsed="1"/>
+    <w:lsdException w:name="Outline List 2" w:semiHidden="1" w:unhideWhenUsed="1"/>
+    <w:lsdException w:name="Outline List 3" w:semiHidden="1" w:unhideWhenUsed="1"/>
+    <w:lsdException w:name="Table Simple 1" w:semiHidden="1" w:unhideWhenUsed="1"/>
+    <w:lsdException w:name="Table Simple 2" w:semiHidden="1" w:unhideWhenUsed="1"/>
+    <w:lsdException w:name="Table Simple 3" w:semiHidden="1" w:unhideWhenUsed="1"/>
+    <w:lsdException w:name="Table Classic 1" w:semiHidden="1" w:unhideWhenUsed="1"/>
+    <w:lsdException w:name="Table Classic 2" w:semiHidden="1" w:unhideWhenUsed="1"/>
+    <w:lsdException w:name="Table Classic 3" w:semiHidden="1" w:unhideWhenUsed="1"/>
+    <w:lsdException w:name="Table Classic 4" w:semiHidden="1" w:unhideWhenUsed="1"/>
+    <w:lsdException w:name="Table Colorful 1" w:semiHidden="1" w:unhideWhenUsed="1"/>
+    <w:lsdException w:name="Table Colorful 2" w:semiHidden="1" w:unhideWhenUsed="1"/>
+    <w:lsdException w:name="Table Colorful 3" w:semiHidden="1" w:unhideWhenUsed="1"/>
+    <w:lsdException w:name="Table Columns 1" w:semiHidden="1" w:unhideWhenUsed="1"/>
+    <w:lsdException w:name="Table Columns 2" w:semiHidden="1" w:unhideWhenUsed="1"/>
+    <w:lsdException w:name="Table Columns 3" w:semiHidden="1" w:unhideWhenUsed="1"/>
+    <w:lsdException w:name="Table Columns 4" w:semiHidden="1" w:unhideWhenUsed="1"/>
+    <w:lsdException w:name="Table Columns 5" w:semiHidden="1" w:unhideWhenUsed="1"/>
+    <w:lsdException w:name="Table Grid 1" w:semiHidden="1" w:unhideWhenUsed="1"/>
+    <w:lsdException w:name="Table Grid 2" w:semiHidden="1" w:unhideWhenUsed="1"/>
+    <w:lsdException w:name="Table Grid 3" w:semiHidden="1" w:unhideWhenUsed="1"/>
+    <w:lsdException w:name="Table Grid 4" w:semiHidden="1" w:unhideWhenUsed="1"/>
+    <w:lsdException w:name="Table Grid 5" w:semiHidden="1" w:unhideWhenUsed="1"/>
+    <w:lsdException w:name="Table Grid 6" w:semiHidden="1" w:unhideWhenUsed="1"/>
+    <w:lsdException w:name="Table Grid 7" w:semiHidden="1" w:unhideWhenUsed="1"/>
+    <w:lsdException w:name="Table Grid 8" w:semiHidden="1" w:unhideWhenUsed="1"/>
+    <w:lsdException w:name="Table List 1" w:semiHidden="1" w:unhideWhenUsed="1"/>
+    <w:lsdException w:name="Table List 2" w:semiHidden="1" w:unhideWhenUsed="1"/>
+    <w:lsdException w:name="Table List 3" w:semiHidden="1" w:unhideWhenUsed="1"/>
+    <w:lsdException w:name="Table List 4" w:semiHidden="1" w:unhideWhenUsed="1"/>
+    <w:lsdException w:name="Table List 5" w:semiHidden="1" w:unhideWhenUsed="1"/>
+    <w:lsdException w:name="Table List 6" w:semiHidden="1" w:unhideWhenUsed="1"/>
+    <w:lsdException w:name="Table List 7" w:semiHidden="1" w:unhideWhenUsed="1"/>
+    <w:lsdException w:name="Table List 8" w:semiHidden="1" w:unhideWhenUsed="1"/>
+    <w:lsdException w:name="Table 3D effects 1" w:semiHidden="1" w:unhideWhenUsed="1"/>
+    <w:lsdException w:name="Table 3D effects 2" w:semiHidden="1" w:unhideWhenUsed="1"/>
+    <w:lsdException w:name="Table 3D effects 3" w:semiHidden="1" w:unhideWhenUsed="1"/>
+    <w:lsdException w:name="Table Contemporary" w:semiHidden="1" w:unhideWhenUsed="1"/>
+    <w:lsdException w:name="Table Elegant" w:semiHidden="1" w:unhideWhenUsed="1"/>
+    <w:lsdException w:name="Table Professional" w:semiHidden="1" w:unhideWhenUsed="1"/>
+    <w:lsdException w:name="Table Subtle 1" w:semiHidden="1" w:unhideWhenUsed="1"/>
+    <w:lsdException w:name="Table Subtle 2" w:semiHidden="1" w:unhideWhenUsed="1"/>
+    <w:lsdException w:name="Table Web 1" w:semiHidden="1" w:unhideWhenUsed="1"/>
+    <w:lsdException w:name="Table Web 2" w:semiHidden="1" w:unhideWhenUsed="1"/>
+    <w:lsdException w:name="Table Web 3" w:semiHidden="1" w:unhideWhenUsed="1"/>
+    <w:lsdException w:name="Balloon Text" w:semiHidden="1" w:unhideWhenUsed="1"/>
+    <w:lsdException w:name="Table Grid" w:semiHidden="1" w:uiPriority="59" w:unhideWhenUsed="1"/>
+    <w:lsdException w:name="Table Theme" w:semiHidden="1" w:unhideWhenUsed="1"/>
+    <w:lsdException w:name="Placeholder Text" w:semiHidden="1"/>
+    <w:lsdException w:name="No Spacing" w:uiPriority="1" w:qFormat="1"/>
+    <w:lsdException w:name="Light Shading" w:uiPriority="60"/>
+    <w:lsdException w:name="Light List" w:uiPriority="61"/>
+    <w:lsdException w:name="Light Grid" w:uiPriority="62"/>
+    <w:lsdException w:name="Medium Shading 1" w:uiPriority="63"/>
+    <w:lsdException w:name="Medium Shading 2" w:uiPriority="64"/>
+    <w:lsdException w:name="Medium List 1" w:uiPriority="65"/>
+    <w:lsdException w:name="Medium List 2" w:uiPriority="66"/>
+    <w:lsdException w:name="Medium Grid 1" w:uiPriority="67"/>
+    <w:lsdException w:name="Medium Grid 2" w:uiPriority="68"/>
+    <w:lsdException w:name="Medium Grid 3" w:uiPriority="69"/>
+    <w:lsdException w:name="Dark List" w:uiPriority="70"/>
+    <w:lsdException w:name="Colorful Shading" w:uiPriority="71"/>
+    <w:lsdException w:name="Colorful List" w:uiPriority="72"/>
+    <w:lsdException w:name="Colorful Grid" w:uiPriority="73"/>
+    <w:lsdException w:name="Light Shading Accent 1" w:uiPriority="60"/>
+    <w:lsdException w:name="Light List Accent 1" w:uiPriority="61"/>
+    <w:lsdException w:name="Light Grid Accent 1" w:uiPriority="62"/>
+    <w:lsdException w:name="Medium Shading 1 Accent 1" w:uiPriority="63"/>
+    <w:lsdException w:name="Medium Shading 2 Accent 1" w:uiPriority="64"/>
+    <w:lsdException w:name="Medium List 1 Accent 1" w:uiPriority="65"/>
+    <w:lsdException w:name="Revision" w:semiHidden="1"/>
+    <w:lsdException w:name="List Paragraph" w:uiPriority="34" w:qFormat="1"/>
+    <w:lsdException w:name="Quote" w:uiPriority="29" w:qFormat="1"/>
+    <w:lsdException w:name="Intense Quote" w:uiPriority="30" w:qFormat="1"/>
+    <w:lsdException w:name="Medium List 2 Accent 1" w:uiPriority="66"/>
+    <w:lsdException w:name="Medium Grid 1 Accent 1" w:uiPriority="67"/>
+    <w:lsdException w:name="Medium Grid 2 Accent 1" w:uiPriority="68"/>
+    <w:lsdException w:name="Medium Grid 3 Accent 1" w:uiPriority="69"/>
+    <w:lsdException w:name="Dark List Accent 1" w:uiPriority="70"/>
+    <w:lsdException w:name="Colorful Shading Accent 1" w:uiPriority="71"/>
+    <w:lsdException w:name="Colorful List Accent 1" w:uiPriority="72"/>
+    <w:lsdException w:name="Colorful Grid Accent 1" w:uiPriority="73"/>
+    <w:lsdException w:name="Light Shading Accent 2" w:uiPriority="60"/>
+    <w:lsdException w:name="Light List Accent 2" w:uiPriority="61"/>
+    <w:lsdException w:name="Light Grid Accent 2" w:uiPriority="62"/>
+    <w:lsdException w:name="Medium Shading 1 Accent 2" w:uiPriority="63"/>
+    <w:lsdException w:name="Medium Shading 2 Accent 2" w:uiPriority="64"/>
+    <w:lsdException w:name="Medium List 1 Accent 2" w:uiPriority="65"/>
+    <w:lsdException w:name="Medium List 2 Accent 2" w:uiPriority="66"/>
+    <w:lsdException w:name="Medium Grid 1 Accent 2" w:uiPriority="67"/>
+    <w:lsdException w:name="Medium Grid 2 Accent 2" w:uiPriority="68"/>
+    <w:lsdException w:name="Medium Grid 3 Accent 2" w:uiPriority="69"/>
+    <w:lsdException w:name="Dark List Accent 2" w:uiPriority="70"/>
+    <w:lsdException w:name="Colorful Shading Accent 2" w:uiPriority="71"/>
+    <w:lsdException w:name="Colorful List Accent 2" w:uiPriority="72"/>
+    <w:lsdException w:name="Colorful Grid Accent 2" w:uiPriority="73"/>
+    <w:lsdException w:name="Light Shading Accent 3" w:uiPriority="60"/>
+    <w:lsdException w:name="Light List Accent 3" w:uiPriority="61"/>
+    <w:lsdException w:name="Light Grid Accent 3" w:uiPriority="62"/>
+    <w:lsdException w:name="Medium Shading 1 Accent 3" w:uiPriority="63"/>
+    <w:lsdException w:name="Medium Shading 2 Accent 3" w:uiPriority="64"/>
+    <w:lsdException w:name="Medium List 1 Accent 3" w:uiPriority="65"/>
+    <w:lsdException w:name="Medium List 2 Accent 3" w:uiPriority="66"/>
+    <w:lsdException w:name="Medium Grid 1 Accent 3" w:uiPriority="67"/>
+    <w:lsdException w:name="Medium Grid 2 Accent 3" w:uiPriority="68"/>
+    <w:lsdException w:name="Medium Grid 3 Accent 3" w:uiPriority="69"/>
+    <w:lsdException w:name="Dark List Accent 3" w:uiPriority="70"/>
+    <w:lsdException w:name="Colorful Shading Accent 3" w:uiPriority="71"/>
+    <w:lsdException w:name="Colorful List Accent 3" w:uiPriority="72"/>
+    <w:lsdException w:name="Colorful Grid Accent 3" w:uiPriority="73"/>
+    <w:lsdException w:name="Light Shading Accent 4" w:uiPriority="60"/>
+    <w:lsdException w:name="Light List Accent 4" w:uiPriority="61"/>
+    <w:lsdException w:name="Light Grid Accent 4" w:uiPriority="62"/>
+    <w:lsdException w:name="Medium Shading 1 Accent 4" w:uiPriority="63"/>
+    <w:lsdException w:name="Medium Shading 2 Accent 4" w:uiPriority="64"/>
+    <w:lsdException w:name="Medium List 1 Accent 4" w:uiPriority="65"/>
+    <w:lsdException w:name="Medium List 2 Accent 4" w:uiPriority="66"/>
+    <w:lsdException w:name="Medium Grid 1 Accent 4" w:uiPriority="67"/>
+    <w:lsdException w:name="Medium Grid 2 Accent 4" w:uiPriority="68"/>
+    <w:lsdException w:name="Medium Grid 3 Accent 4" w:uiPriority="69"/>
+    <w:lsdException w:name="Dark List Accent 4" w:uiPriority="70"/>
+    <w:lsdException w:name="Colorful Shading Accent 4" w:uiPriority="71"/>
+    <w:lsdException w:name="Colorful List Accent 4" w:uiPriority="72"/>
+    <w:lsdException w:name="Colorful Grid Accent 4" w:uiPriority="73"/>
+    <w:lsdException w:name="Light Shading Accent 5" w:uiPriority="60"/>
+    <w:lsdException w:name="Light List Accent 5" w:uiPriority="61"/>
+    <w:lsdException w:name="Light Grid Accent 5" w:uiPriority="62"/>
+    <w:lsdException w:name="Medium Shading 1 Accent 5" w:uiPriority="63"/>
+    <w:lsdException w:name="Medium Shading 2 Accent 5" w:uiPriority="64"/>
+    <w:lsdException w:name="Medium List 1 Accent 5" w:uiPriority="65"/>
+    <w:lsdException w:name="Medium List 2 Accent 5" w:uiPriority="66"/>
+    <w:lsdException w:name="Medium Grid 1 Accent 5" w:uiPriority="67"/>
+    <w:lsdException w:name="Medium Grid 2 Accent 5" w:uiPriority="68"/>
+    <w:lsdException w:name="Medium Grid 3 Accent 5" w:uiPriority="69"/>
+    <w:lsdException w:name="Dark List Accent 5" w:uiPriority="70"/>
+    <w:lsdException w:name="Colorful Shading Accent 5" w:uiPriority="71"/>
+    <w:lsdException w:name="Colorful List Accent 5" w:uiPriority="72"/>
+    <w:lsdException w:name="Colorful Grid Accent 5" w:uiPriority="73"/>
+    <w:lsdException w:name="Light Shading Accent 6" w:uiPriority="60"/>
+    <w:lsdException w:name="Light List Accent 6" w:uiPriority="61"/>
+    <w:lsdException w:name="Light Grid Accent 6" w:uiPriority="62"/>
+    <w:lsdException w:name="Medium Shading 1 Accent 6" w:uiPriority="63"/>
+    <w:lsdException w:name="Medium Shading 2 Accent 6" w:uiPriority="64"/>
+    <w:lsdException w:name="Medium List 1 Accent 6" w:uiPriority="65"/>
+    <w:lsdException w:name="Medium List 2 Accent 6" w:uiPriority="66"/>
+    <w:lsdException w:name="Medium Grid 1 Accent 6" w:uiPriority="67"/>
+    <w:lsdException w:name="Medium Grid 2 Accent 6" w:uiPriority="68"/>
+    <w:lsdException w:name="Medium Grid 3 Accent 6" w:uiPriority="69"/>
+    <w:lsdException w:name="Dark List Accent 6" w:uiPriority="70"/>
+    <w:lsdException w:name="Colorful Shading Accent 6" w:uiPriority="71"/>
+    <w:lsdException w:name="Colorful List Accent 6" w:uiPriority="72"/>
+    <w:lsdException w:name="Colorful Grid Accent 6" w:uiPriority="73"/>
+    <w:lsdException w:name="Subtle Emphasis" w:uiPriority="19" w:qFormat="1"/>
+    <w:lsdException w:name="Intense Emphasis" w:uiPriority="21" w:qFormat="1"/>
+    <w:lsdException w:name="Subtle Reference" w:uiPriority="31" w:qFormat="1"/>
+    <w:lsdException w:name="Intense Reference" w:uiPriority="32" w:qFormat="1"/>
+    <w:lsdException w:name="Book Title" w:uiPriority="33" w:qFormat="1"/>
+    <w:lsdException w:name="Bibliography" w:semiHidden="1" w:uiPriority="37" w:unhideWhenUsed="1"/>
+    <w:lsdException w:name="TOC Heading" w:semiHidden="1" w:uiPriority="39" w:unhideWhenUsed="1" w:qFormat="1"/>
+    <w:lsdException w:name="Plain Table 1" w:uiPriority="41"/>
+    <w:lsdException w:name="Plain Table 2" w:uiPriority="42"/>
+    <w:lsdException w:name="Plain Table 3" w:uiPriority="43"/>
+    <w:lsdException w:name="Plain Table 4" w:uiPriority="44"/>
+    <w:lsdException w:name="Plain Table 5" w:uiPriority="45"/>
+    <w:lsdException w:name="Grid Table Light" w:uiPriority="40"/>
+    <w:lsdException w:name="Grid Table 1 Light" w:uiPriority="46"/>
+    <w:lsdException w:name="Grid Table 2" w:uiPriority="47"/>
+    <w:lsdException w:name="Grid Table 3" w:uiPriority="48"/>
+    <w:lsdException w:name="Grid Table 4" w:uiPriority="49"/>
+    <w:lsdException w:name="Grid Table 5 Dark" w:uiPriority="50"/>
+    <w:lsdException w:name="Grid Table 6 Colorful" w:uiPriority="51"/>
+    <w:lsdException w:name="Grid Table 7 Colorful" w:uiPriority="52"/>
+    <w:lsdException w:name="Grid Table 1 Light Accent 1" w:uiPriority="46"/>
+    <w:lsdException w:name="Grid Table 2 Accent 1" w:uiPriority="47"/>
+    <w:lsdException w:name="Grid Table 3 Accent 1" w:uiPriority="48"/>
+    <w:lsdException w:name="Grid Table 4 Accent 1" w:uiPriority="49"/>
+    <w:lsdException w:name="Grid Table 5 Dark Accent 1" w:uiPriority="50"/>
+    <w:lsdException w:name="Grid Table 6 Colorful Accent 1" w:uiPriority="51"/>
+    <w:lsdException w:name="Grid Table 7 Colorful Accent 1" w:uiPriority="52"/>
+    <w:lsdException w:name="Grid Table 1 Light Accent 2" w:uiPriority="46"/>
+    <w:lsdException w:name="Grid Table 2 Accent 2" w:uiPriority="47"/>
+    <w:lsdException w:name="Grid Table 3 Accent 2" w:uiPriority="48"/>
+    <w:lsdException w:name="Grid Table 4 Accent 2" w:uiPriority="49"/>
+    <w:lsdException w:name="Grid Table 5 Dark Accent 2" w:uiPriority="50"/>
+    <w:lsdException w:name="Grid Table 6 Colorful Accent 2" w:uiPriority="51"/>
+    <w:lsdException w:name="Grid Table 7 Colorful Accent 2" w:uiPriority="52"/>
+    <w:lsdException w:name="Grid Table 1 Light Accent 3" w:uiPriority="46"/>
+    <w:lsdException w:name="Grid Table 2 Accent 3" w:uiPriority="47"/>
+    <w:lsdException w:name="Grid Table 3 Accent 3" w:uiPriority="48"/>
+    <w:lsdException w:name="Grid Table 4 Accent 3" w:uiPriority="49"/>
+    <w:lsdException w:name="Grid Table 5 Dark Accent 3" w:uiPriority="50"/>
+    <w:lsdException w:name="Grid Table 6 Colorful Accent 3" w:uiPriority="51"/>
+    <w:lsdException w:name="Grid Table 7 Colorful Accent 3" w:uiPriority="52"/>
+    <w:lsdException w:name="Grid Table 1 Light Accent 4" w:uiPriority="46"/>
+    <w:lsdException w:name="Grid Table 2 Accent 4" w:uiPriority="47"/>
+    <w:lsdException w:name="Grid Table 3 Accent 4" w:uiPriority="48"/>
+    <w:lsdException w:name="Grid Table 4 Accent 4" w:uiPriority="49"/>
+    <w:lsdException w:name="Grid Table 5 Dark Accent 4" w:uiPriority="50"/>
+    <w:lsdException w:name="Grid Table 6 Colorful Accent 4" w:uiPriority="51"/>
+    <w:lsdException w:name="Grid Table 7 Colorful Accent 4" w:uiPriority="52"/>
+    <w:lsdException w:name="Grid Table 1 Light Accent 5" w:uiPriority="46"/>
+    <w:lsdException w:name="Grid Table 2 Accent 5" w:uiPriority="47"/>
+    <w:lsdException w:name="Grid Table 3 Accent 5" w:uiPriority="48"/>
+    <w:lsdException w:name="Grid Table 4 Accent 5" w:uiPriority="49"/>
+    <w:lsdException w:name="Grid Table 5 Dark Accent 5" w:uiPriority="50"/>
+    <w:lsdException w:name="Grid Table 6 Colorful Accent 5" w:uiPriority="51"/>
+    <w:lsdException w:name="Grid Table 7 Colorful Accent 5" w:uiPriority="52"/>
+    <w:lsdException w:name="Grid Table 1 Light Accent 6" w:uiPriority="46"/>
+    <w:lsdException w:name="Grid Table 2 Accent 6" w:uiPriority="47"/>
+    <w:lsdException w:name="Grid Table 3 Accent 6" w:uiPriority="48"/>
+    <w:lsdException w:name="Grid Table 4 Accent 6" w:uiPriority="49"/>
+    <w:lsdException w:name="Grid Table 5 Dark Accent 6" w:uiPriority="50"/>
+    <w:lsdException w:name="Grid Table 6 Colorful Accent 6" w:uiPriority="51"/>
+    <w:lsdException w:name="Grid Table 7 Colorful Accent 6" w:uiPriority="52"/>
+    <w:lsdException w:name="List Table 1 Light" w:uiPriority="46"/>
+    <w:lsdException w:name="List Table 2" w:uiPriority="47"/>
+    <w:lsdException w:name="List Table 3" w:uiPriority="48"/>
+    <w:lsdException w:name="List Table 4" w:uiPriority="49"/>
+    <w:lsdException w:name="List Table 5 Dark" w:uiPriority="50"/>
+    <w:lsdException w:name="List Table 6 Colorful" w:uiPriority="51"/>
+    <w:lsdException w:name="List Table 7 Colorful" w:uiPriority="52"/>
+    <w:lsdException w:name="List Table 1 Light Accent 1" w:uiPriority="46"/>
+    <w:lsdException w:name="List Table 2 Accent 1" w:uiPriority="47"/>
+    <w:lsdException w:name="List Table 3 Accent 1" w:uiPriority="48"/>
+    <w:lsdException w:name="List Table 4 Accent 1" w:uiPriority="49"/>
+    <w:lsdException w:name="List Table 5 Dark Accent 1" w:uiPriority="50"/>
+    <w:lsdException w:name="List Table 6 Colorful Accent 1" w:uiPriority="51"/>
+    <w:lsdException w:name="List Table 7 Colorful Accent 1" w:uiPriority="52"/>
+    <w:lsdException w:name="List Table 1 Light Accent 2" w:uiPriority="46"/>
+    <w:lsdException w:name="List Table 2 Accent 2" w:uiPriority="47"/>
+    <w:lsdException w:name="List Table 3 Accent 2" w:uiPriority="48"/>
+    <w:lsdException w:name="List Table 4 Accent 2" w:uiPriority="49"/>
+    <w:lsdException w:name="List Table 5 Dark Accent 2" w:uiPriority="50"/>
+    <w:lsdException w:name="List Table 6 Colorful Accent 2" w:uiPriority="51"/>
+    <w:lsdException w:name="List Table 7 Colorful Accent 2" w:uiPriority="52"/>
+    <w:lsdException w:name="List Table 1 Light Accent 3" w:uiPriority="46"/>
+    <w:lsdException w:name="List Table 2 Accent 3" w:uiPriority="47"/>
+    <w:lsdException w:name="List Table 3 Accent 3" w:uiPriority="48"/>
+    <w:lsdException w:name="List Table 4 Accent 3" w:uiPriority="49"/>
+    <w:lsdException w:name="List Table 5 Dark Accent 3" w:uiPriority="50"/>
+    <w:lsdException w:name="List Table 6 Colorful Accent 3" w:uiPriority="51"/>
+    <w:lsdException w:name="List Table 7 Colorful Accent 3" w:uiPriority="52"/>
+    <w:lsdException w:name="List Table 1 Light Accent 4" w:uiPriority="46"/>
+    <w:lsdException w:name="List Table 2 Accent 4" w:uiPriority="47"/>
+    <w:lsdException w:name="List Table 3 Accent 4" w:uiPriority="48"/>
+    <w:lsdException w:name="List Table 4 Accent 4" w:uiPriority="49"/>
+    <w:lsdException w:name="List Table 5 Dark Accent 4" w:uiPriority="50"/>
+    <w:lsdException w:name="List Table 6 Colorful Accent 4" w:uiPriority="51"/>
+    <w:lsdException w:name="List Table 7 Colorful Accent 4" w:uiPriority="52"/>
+    <w:lsdException w:name="List Table 1 Light Accent 5" w:uiPriority="46"/>
+    <w:lsdException w:name="List Table 2 Accent 5" w:uiPriority="47"/>
+    <w:lsdException w:name="List Table 3 Accent 5" w:uiPriority="48"/>
+    <w:lsdException w:name="List Table 4 Accent 5" w:uiPriority="49"/>
+    <w:lsdException w:name="List Table 5 Dark Accent 5" w:uiPriority="50"/>
+    <w:lsdException w:name="List Table 6 Colorful Accent 5" w:uiPriority="51"/>
+    <w:lsdException w:name="List Table 7 Colorful Accent 5" w:uiPriority="52"/>
+    <w:lsdException w:name="List Table 1 Light Accent 6" w:uiPriority="46"/>
+    <w:lsdException w:name="List Table 2 Accent 6" w:uiPriority="47"/>
+    <w:lsdException w:name="List Table 3 Accent 6" w:uiPriority="48"/>
+    <w:lsdException w:name="List Table 4 Accent 6" w:uiPriority="49"/>
+    <w:lsdException w:name="List Table 5 Dark Accent 6" w:uiPriority="50"/>
+    <w:lsdException w:name="List Table 6 Colorful Accent 6" w:uiPriority="51"/>
+    <w:lsdException w:name="List Table 7 Colorful Accent 6" w:uiPriority="52"/>
+    <w:lsdException w:name="Mention" w:semiHidden="1" w:unhideWhenUsed="1"/>
+    <w:lsdException w:name="Smart Hyperlink" w:semiHidden="1" w:unhideWhenUsed="1"/>
+    <w:lsdException w:name="Hashtag" w:semiHidden="1" w:unhideWhenUsed="1"/>
+    <w:lsdException w:name="Unresolved Mention" w:semiHidden="1" w:unhideWhenUsed="1"/>
+    <w:lsdException w:name="Smart Link" w:semiHidden="1" w:unhideWhenUsed="1"/>
   </w:latentStyles>
   <w:style w:type="paragraph" w:default="1" w:styleId="a">
     <w:name w:val="Normal"/>
